--- a/docs/VĂN PHẠM PHI NGỮ CẢNH CỦA NGÔN NGỮ UPL.docx
+++ b/docs/VĂN PHẠM PHI NGỮ CẢNH CỦA NGÔN NGỮ UPL.docx
@@ -22,6 +22,36 @@
     </w:p>
     <w:p>
       <w:pPr>
+        <w:rPr>
+          <w:rFonts w:hint="default" w:ascii="Times New Roman" w:hAnsi="Times New Roman" w:cs="Times New Roman"/>
+          <w:lang w:val="vi-VN"/>
+        </w:rPr>
+      </w:pPr>
+      <w:r>
+        <w:rPr>
+          <w:rFonts w:hint="default" w:ascii="Times New Roman" w:hAnsi="Times New Roman" w:cs="Times New Roman"/>
+          <w:lang w:val="vi-VN"/>
+        </w:rPr>
+        <w:t>24021485 - Lã Việt Hoàng</w:t>
+      </w:r>
+    </w:p>
+    <w:p>
+      <w:pPr>
+        <w:rPr>
+          <w:rFonts w:hint="default" w:ascii="Times New Roman" w:hAnsi="Times New Roman" w:cs="Times New Roman"/>
+          <w:lang w:val="vi-VN"/>
+        </w:rPr>
+      </w:pPr>
+      <w:r>
+        <w:rPr>
+          <w:rFonts w:hint="default" w:ascii="Times New Roman" w:hAnsi="Times New Roman" w:cs="Times New Roman"/>
+          <w:lang w:val="vi-VN"/>
+        </w:rPr>
+        <w:t>24021533 - Nguyễn Đức Khiêm</w:t>
+      </w:r>
+    </w:p>
+    <w:p>
+      <w:pPr>
         <w:pStyle w:val="3"/>
         <w:keepNext w:val="0"/>
         <w:keepLines w:val="0"/>
@@ -102,7 +132,15 @@
         <w:rPr>
           <w:rFonts w:hint="default" w:ascii="Times New Roman" w:hAnsi="Times New Roman" w:cs="Times New Roman"/>
         </w:rPr>
-        <w:t>Đề bài chưa quy định một số chi tiết, nên văn phạm này thống nhất như sau:</w:t>
+        <w:t>Đề bài chưa quy định một số chi tiết, nên văn</w:t>
+      </w:r>
+      <w:bookmarkStart w:id="0" w:name="_GoBack"/>
+      <w:bookmarkEnd w:id="0"/>
+      <w:r>
+        <w:rPr>
+          <w:rFonts w:hint="default" w:ascii="Times New Roman" w:hAnsi="Times New Roman" w:cs="Times New Roman"/>
+        </w:rPr>
+        <w:t xml:space="preserve"> phạm này thống nhất như sau:</w:t>
       </w:r>
     </w:p>
     <w:p>
@@ -409,6 +447,7 @@
     </w:p>
     <w:tbl>
       <w:tblPr>
+        <w:tblStyle w:val="5"/>
         <w:tblW w:w="0" w:type="auto"/>
         <w:tblCellSpacing w:w="15" w:type="dxa"/>
         <w:tblInd w:w="0" w:type="dxa"/>
@@ -420,7 +459,7 @@
           <w:insideH w:val="none" w:color="auto" w:sz="0" w:space="0"/>
           <w:insideV w:val="none" w:color="auto" w:sz="0" w:space="0"/>
         </w:tblBorders>
-        <w:shd w:val="clear"/>
+        <w:shd w:val="clear" w:color="auto" w:fill="auto"/>
         <w:tblLayout w:type="autofit"/>
         <w:tblCellMar>
           <w:top w:w="15" w:type="dxa"/>
@@ -430,9 +469,9 @@
         </w:tblCellMar>
       </w:tblPr>
       <w:tblGrid>
-        <w:gridCol w:w="1240"/>
-        <w:gridCol w:w="3245"/>
-        <w:gridCol w:w="3971"/>
+        <w:gridCol w:w="1236"/>
+        <w:gridCol w:w="3225"/>
+        <w:gridCol w:w="3945"/>
       </w:tblGrid>
       <w:tr>
         <w:tblPrEx>
@@ -444,7 +483,7 @@
             <w:insideH w:val="none" w:color="auto" w:sz="0" w:space="0"/>
             <w:insideV w:val="none" w:color="auto" w:sz="0" w:space="0"/>
           </w:tblBorders>
-          <w:shd w:val="clear"/>
+          <w:shd w:val="clear" w:color="auto" w:fill="auto"/>
           <w:tblCellMar>
             <w:top w:w="15" w:type="dxa"/>
             <w:left w:w="15" w:type="dxa"/>
@@ -465,7 +504,7 @@
               <w:bottom w:val="single" w:color="000000" w:sz="4" w:space="0"/>
               <w:right w:val="single" w:color="000000" w:sz="4" w:space="0"/>
             </w:tcBorders>
-            <w:shd w:val="clear"/>
+            <w:shd w:val="clear" w:color="auto" w:fill="auto"/>
             <w:vAlign w:val="center"/>
           </w:tcPr>
           <w:p>
@@ -504,7 +543,7 @@
               <w:bottom w:val="single" w:color="000000" w:sz="4" w:space="0"/>
               <w:right w:val="single" w:color="000000" w:sz="4" w:space="0"/>
             </w:tcBorders>
-            <w:shd w:val="clear"/>
+            <w:shd w:val="clear" w:color="auto" w:fill="auto"/>
             <w:vAlign w:val="center"/>
           </w:tcPr>
           <w:p>
@@ -543,7 +582,7 @@
               <w:bottom w:val="single" w:color="000000" w:sz="4" w:space="0"/>
               <w:right w:val="single" w:color="000000" w:sz="4" w:space="0"/>
             </w:tcBorders>
-            <w:shd w:val="clear"/>
+            <w:shd w:val="clear" w:color="auto" w:fill="auto"/>
             <w:vAlign w:val="center"/>
           </w:tcPr>
           <w:p>
@@ -603,7 +642,7 @@
               <w:bottom w:val="single" w:color="000000" w:sz="4" w:space="0"/>
               <w:right w:val="single" w:color="000000" w:sz="4" w:space="0"/>
             </w:tcBorders>
-            <w:shd w:val="clear"/>
+            <w:shd w:val="clear" w:color="auto" w:fill="auto"/>
             <w:vAlign w:val="center"/>
           </w:tcPr>
           <w:p>
@@ -638,7 +677,7 @@
               <w:bottom w:val="single" w:color="000000" w:sz="4" w:space="0"/>
               <w:right w:val="single" w:color="000000" w:sz="4" w:space="0"/>
             </w:tcBorders>
-            <w:shd w:val="clear"/>
+            <w:shd w:val="clear" w:color="auto" w:fill="auto"/>
             <w:vAlign w:val="center"/>
           </w:tcPr>
           <w:p>
@@ -926,7 +965,7 @@
               <w:bottom w:val="single" w:color="000000" w:sz="4" w:space="0"/>
               <w:right w:val="single" w:color="000000" w:sz="4" w:space="0"/>
             </w:tcBorders>
-            <w:shd w:val="clear"/>
+            <w:shd w:val="clear" w:color="auto" w:fill="auto"/>
             <w:vAlign w:val="center"/>
           </w:tcPr>
           <w:p>
@@ -963,7 +1002,7 @@
             <w:insideH w:val="none" w:color="auto" w:sz="0" w:space="0"/>
             <w:insideV w:val="none" w:color="auto" w:sz="0" w:space="0"/>
           </w:tblBorders>
-          <w:shd w:val="clear"/>
+          <w:shd w:val="clear" w:color="auto" w:fill="auto"/>
           <w:tblCellMar>
             <w:top w:w="15" w:type="dxa"/>
             <w:left w:w="15" w:type="dxa"/>
@@ -983,7 +1022,7 @@
               <w:bottom w:val="single" w:color="000000" w:sz="4" w:space="0"/>
               <w:right w:val="single" w:color="000000" w:sz="4" w:space="0"/>
             </w:tcBorders>
-            <w:shd w:val="clear"/>
+            <w:shd w:val="clear" w:color="auto" w:fill="auto"/>
             <w:vAlign w:val="center"/>
           </w:tcPr>
           <w:p>
@@ -1018,7 +1057,7 @@
               <w:bottom w:val="single" w:color="000000" w:sz="4" w:space="0"/>
               <w:right w:val="single" w:color="000000" w:sz="4" w:space="0"/>
             </w:tcBorders>
-            <w:shd w:val="clear"/>
+            <w:shd w:val="clear" w:color="auto" w:fill="auto"/>
             <w:vAlign w:val="center"/>
           </w:tcPr>
           <w:p>
@@ -1054,7 +1093,7 @@
               <w:bottom w:val="single" w:color="000000" w:sz="4" w:space="0"/>
               <w:right w:val="single" w:color="000000" w:sz="4" w:space="0"/>
             </w:tcBorders>
-            <w:shd w:val="clear"/>
+            <w:shd w:val="clear" w:color="auto" w:fill="auto"/>
             <w:vAlign w:val="center"/>
           </w:tcPr>
           <w:p>
@@ -1102,7 +1141,7 @@
             <w:insideH w:val="none" w:color="auto" w:sz="0" w:space="0"/>
             <w:insideV w:val="none" w:color="auto" w:sz="0" w:space="0"/>
           </w:tblBorders>
-          <w:shd w:val="clear"/>
+          <w:shd w:val="clear" w:color="auto" w:fill="auto"/>
           <w:tblCellMar>
             <w:top w:w="15" w:type="dxa"/>
             <w:left w:w="15" w:type="dxa"/>
@@ -1122,7 +1161,7 @@
               <w:bottom w:val="single" w:color="000000" w:sz="4" w:space="0"/>
               <w:right w:val="single" w:color="000000" w:sz="4" w:space="0"/>
             </w:tcBorders>
-            <w:shd w:val="clear"/>
+            <w:shd w:val="clear" w:color="auto" w:fill="auto"/>
             <w:vAlign w:val="center"/>
           </w:tcPr>
           <w:p>
@@ -1157,7 +1196,7 @@
               <w:bottom w:val="single" w:color="000000" w:sz="4" w:space="0"/>
               <w:right w:val="single" w:color="000000" w:sz="4" w:space="0"/>
             </w:tcBorders>
-            <w:shd w:val="clear"/>
+            <w:shd w:val="clear" w:color="auto" w:fill="auto"/>
             <w:vAlign w:val="center"/>
           </w:tcPr>
           <w:p>
@@ -1193,7 +1232,7 @@
               <w:bottom w:val="single" w:color="000000" w:sz="4" w:space="0"/>
               <w:right w:val="single" w:color="000000" w:sz="4" w:space="0"/>
             </w:tcBorders>
-            <w:shd w:val="clear"/>
+            <w:shd w:val="clear" w:color="auto" w:fill="auto"/>
             <w:vAlign w:val="center"/>
           </w:tcPr>
           <w:p>
@@ -1227,6 +1266,325 @@
                 <w:lang w:val="en-US" w:eastAsia="zh-CN" w:bidi="ar"/>
               </w:rPr>
               <w:t>[0-9]+</w:t>
+            </w:r>
+          </w:p>
+        </w:tc>
+      </w:tr>
+      <w:tr>
+        <w:tblPrEx>
+          <w:tblBorders>
+            <w:top w:val="none" w:color="auto" w:sz="0" w:space="0"/>
+            <w:left w:val="none" w:color="auto" w:sz="0" w:space="0"/>
+            <w:bottom w:val="none" w:color="auto" w:sz="0" w:space="0"/>
+            <w:right w:val="none" w:color="auto" w:sz="0" w:space="0"/>
+            <w:insideH w:val="none" w:color="auto" w:sz="0" w:space="0"/>
+            <w:insideV w:val="none" w:color="auto" w:sz="0" w:space="0"/>
+          </w:tblBorders>
+          <w:shd w:val="clear" w:color="auto" w:fill="auto"/>
+          <w:tblCellMar>
+            <w:top w:w="15" w:type="dxa"/>
+            <w:left w:w="15" w:type="dxa"/>
+            <w:bottom w:w="15" w:type="dxa"/>
+            <w:right w:w="15" w:type="dxa"/>
+          </w:tblCellMar>
+        </w:tblPrEx>
+        <w:trPr>
+          <w:tblCellSpacing w:w="15" w:type="dxa"/>
+        </w:trPr>
+        <w:tc>
+          <w:tcPr>
+            <w:tcW w:w="0" w:type="auto"/>
+            <w:tcBorders>
+              <w:top w:val="single" w:color="000000" w:sz="4" w:space="0"/>
+              <w:left w:val="single" w:color="000000" w:sz="4" w:space="0"/>
+              <w:bottom w:val="single" w:color="000000" w:sz="4" w:space="0"/>
+              <w:right w:val="single" w:color="000000" w:sz="4" w:space="0"/>
+            </w:tcBorders>
+            <w:shd w:val="clear" w:color="auto" w:fill="auto"/>
+            <w:vAlign w:val="center"/>
+          </w:tcPr>
+          <w:p>
+            <w:pPr>
+              <w:keepNext w:val="0"/>
+              <w:keepLines w:val="0"/>
+              <w:widowControl/>
+              <w:suppressLineNumbers w:val="0"/>
+              <w:jc w:val="left"/>
+              <w:rPr>
+                <w:rFonts w:hint="default" w:ascii="Times New Roman" w:hAnsi="Times New Roman" w:cs="Times New Roman"/>
+              </w:rPr>
+            </w:pPr>
+            <w:r>
+              <w:rPr>
+                <w:rFonts w:hint="default" w:ascii="Times New Roman" w:hAnsi="Times New Roman" w:eastAsia="SimSun" w:cs="Times New Roman"/>
+                <w:kern w:val="0"/>
+                <w:sz w:val="24"/>
+                <w:szCs w:val="24"/>
+                <w:lang w:val="en-US" w:eastAsia="zh-CN" w:bidi="ar"/>
+              </w:rPr>
+              <w:t>Toán tử số học</w:t>
+            </w:r>
+          </w:p>
+        </w:tc>
+        <w:tc>
+          <w:tcPr>
+            <w:tcW w:w="0" w:type="auto"/>
+            <w:tcBorders>
+              <w:top w:val="single" w:color="000000" w:sz="4" w:space="0"/>
+              <w:left w:val="single" w:color="000000" w:sz="4" w:space="0"/>
+              <w:bottom w:val="single" w:color="000000" w:sz="4" w:space="0"/>
+              <w:right w:val="single" w:color="000000" w:sz="4" w:space="0"/>
+            </w:tcBorders>
+            <w:shd w:val="clear" w:color="auto" w:fill="auto"/>
+            <w:vAlign w:val="center"/>
+          </w:tcPr>
+          <w:p>
+            <w:pPr>
+              <w:keepNext w:val="0"/>
+              <w:keepLines w:val="0"/>
+              <w:widowControl/>
+              <w:suppressLineNumbers w:val="0"/>
+              <w:jc w:val="left"/>
+              <w:rPr>
+                <w:rFonts w:hint="default" w:ascii="Times New Roman" w:hAnsi="Times New Roman" w:cs="Times New Roman"/>
+              </w:rPr>
+            </w:pPr>
+            <w:r>
+              <w:rPr>
+                <w:rStyle w:val="6"/>
+                <w:rFonts w:hint="default" w:ascii="Times New Roman" w:hAnsi="Times New Roman" w:eastAsia="SimSun" w:cs="Times New Roman"/>
+                <w:kern w:val="0"/>
+                <w:sz w:val="24"/>
+                <w:szCs w:val="24"/>
+                <w:lang w:val="en-US" w:eastAsia="zh-CN" w:bidi="ar"/>
+              </w:rPr>
+              <w:t>+</w:t>
+            </w:r>
+            <w:r>
+              <w:rPr>
+                <w:rFonts w:hint="default" w:ascii="Times New Roman" w:hAnsi="Times New Roman" w:eastAsia="SimSun" w:cs="Times New Roman"/>
+                <w:kern w:val="0"/>
+                <w:sz w:val="24"/>
+                <w:szCs w:val="24"/>
+                <w:lang w:val="en-US" w:eastAsia="zh-CN" w:bidi="ar"/>
+              </w:rPr>
+              <w:t xml:space="preserve"> </w:t>
+            </w:r>
+            <w:r>
+              <w:rPr>
+                <w:rStyle w:val="6"/>
+                <w:rFonts w:hint="default" w:ascii="Times New Roman" w:hAnsi="Times New Roman" w:eastAsia="SimSun" w:cs="Times New Roman"/>
+                <w:kern w:val="0"/>
+                <w:sz w:val="24"/>
+                <w:szCs w:val="24"/>
+                <w:lang w:val="en-US" w:eastAsia="zh-CN" w:bidi="ar"/>
+              </w:rPr>
+              <w:t>*</w:t>
+            </w:r>
+          </w:p>
+        </w:tc>
+        <w:tc>
+          <w:tcPr>
+            <w:tcW w:w="0" w:type="auto"/>
+            <w:tcBorders>
+              <w:top w:val="single" w:color="000000" w:sz="4" w:space="0"/>
+              <w:left w:val="single" w:color="000000" w:sz="4" w:space="0"/>
+              <w:bottom w:val="single" w:color="000000" w:sz="4" w:space="0"/>
+              <w:right w:val="single" w:color="000000" w:sz="4" w:space="0"/>
+            </w:tcBorders>
+            <w:shd w:val="clear" w:color="auto" w:fill="auto"/>
+            <w:vAlign w:val="center"/>
+          </w:tcPr>
+          <w:p>
+            <w:pPr>
+              <w:keepNext w:val="0"/>
+              <w:keepLines w:val="0"/>
+              <w:widowControl/>
+              <w:suppressLineNumbers w:val="0"/>
+              <w:jc w:val="left"/>
+              <w:rPr>
+                <w:rFonts w:hint="default" w:ascii="Times New Roman" w:hAnsi="Times New Roman" w:cs="Times New Roman"/>
+              </w:rPr>
+            </w:pPr>
+            <w:r>
+              <w:rPr>
+                <w:rFonts w:hint="default" w:ascii="Times New Roman" w:hAnsi="Times New Roman" w:eastAsia="SimSun" w:cs="Times New Roman"/>
+                <w:kern w:val="0"/>
+                <w:sz w:val="24"/>
+                <w:szCs w:val="24"/>
+                <w:lang w:val="en-US" w:eastAsia="zh-CN" w:bidi="ar"/>
+              </w:rPr>
+              <w:t>Cộng, nhân</w:t>
+            </w:r>
+          </w:p>
+        </w:tc>
+      </w:tr>
+      <w:tr>
+        <w:tblPrEx>
+          <w:tblBorders>
+            <w:top w:val="none" w:color="auto" w:sz="0" w:space="0"/>
+            <w:left w:val="none" w:color="auto" w:sz="0" w:space="0"/>
+            <w:bottom w:val="none" w:color="auto" w:sz="0" w:space="0"/>
+            <w:right w:val="none" w:color="auto" w:sz="0" w:space="0"/>
+            <w:insideH w:val="none" w:color="auto" w:sz="0" w:space="0"/>
+            <w:insideV w:val="none" w:color="auto" w:sz="0" w:space="0"/>
+          </w:tblBorders>
+          <w:shd w:val="clear" w:color="auto" w:fill="auto"/>
+          <w:tblCellMar>
+            <w:top w:w="15" w:type="dxa"/>
+            <w:left w:w="15" w:type="dxa"/>
+            <w:bottom w:w="15" w:type="dxa"/>
+            <w:right w:w="15" w:type="dxa"/>
+          </w:tblCellMar>
+        </w:tblPrEx>
+        <w:trPr>
+          <w:tblCellSpacing w:w="15" w:type="dxa"/>
+        </w:trPr>
+        <w:tc>
+          <w:tcPr>
+            <w:tcW w:w="0" w:type="auto"/>
+            <w:tcBorders>
+              <w:top w:val="single" w:color="000000" w:sz="4" w:space="0"/>
+              <w:left w:val="single" w:color="000000" w:sz="4" w:space="0"/>
+              <w:bottom w:val="single" w:color="000000" w:sz="4" w:space="0"/>
+              <w:right w:val="single" w:color="000000" w:sz="4" w:space="0"/>
+            </w:tcBorders>
+            <w:shd w:val="clear" w:color="auto" w:fill="auto"/>
+            <w:vAlign w:val="center"/>
+          </w:tcPr>
+          <w:p>
+            <w:pPr>
+              <w:keepNext w:val="0"/>
+              <w:keepLines w:val="0"/>
+              <w:widowControl/>
+              <w:suppressLineNumbers w:val="0"/>
+              <w:jc w:val="left"/>
+              <w:rPr>
+                <w:rFonts w:hint="default" w:ascii="Times New Roman" w:hAnsi="Times New Roman" w:cs="Times New Roman"/>
+              </w:rPr>
+            </w:pPr>
+            <w:r>
+              <w:rPr>
+                <w:rFonts w:hint="default" w:ascii="Times New Roman" w:hAnsi="Times New Roman" w:eastAsia="SimSun" w:cs="Times New Roman"/>
+                <w:kern w:val="0"/>
+                <w:sz w:val="24"/>
+                <w:szCs w:val="24"/>
+                <w:lang w:val="en-US" w:eastAsia="zh-CN" w:bidi="ar"/>
+              </w:rPr>
+              <w:t>Toán tử so sánh</w:t>
+            </w:r>
+          </w:p>
+        </w:tc>
+        <w:tc>
+          <w:tcPr>
+            <w:tcW w:w="0" w:type="auto"/>
+            <w:tcBorders>
+              <w:top w:val="single" w:color="000000" w:sz="4" w:space="0"/>
+              <w:left w:val="single" w:color="000000" w:sz="4" w:space="0"/>
+              <w:bottom w:val="single" w:color="000000" w:sz="4" w:space="0"/>
+              <w:right w:val="single" w:color="000000" w:sz="4" w:space="0"/>
+            </w:tcBorders>
+            <w:shd w:val="clear" w:color="auto" w:fill="auto"/>
+            <w:vAlign w:val="center"/>
+          </w:tcPr>
+          <w:p>
+            <w:pPr>
+              <w:keepNext w:val="0"/>
+              <w:keepLines w:val="0"/>
+              <w:widowControl/>
+              <w:suppressLineNumbers w:val="0"/>
+              <w:jc w:val="left"/>
+              <w:rPr>
+                <w:rFonts w:hint="default" w:ascii="Times New Roman" w:hAnsi="Times New Roman" w:cs="Times New Roman"/>
+              </w:rPr>
+            </w:pPr>
+            <w:r>
+              <w:rPr>
+                <w:rStyle w:val="6"/>
+                <w:rFonts w:hint="default" w:ascii="Times New Roman" w:hAnsi="Times New Roman" w:eastAsia="SimSun" w:cs="Times New Roman"/>
+                <w:kern w:val="0"/>
+                <w:sz w:val="24"/>
+                <w:szCs w:val="24"/>
+                <w:lang w:val="en-US" w:eastAsia="zh-CN" w:bidi="ar"/>
+              </w:rPr>
+              <w:t>&gt;</w:t>
+            </w:r>
+            <w:r>
+              <w:rPr>
+                <w:rFonts w:hint="default" w:ascii="Times New Roman" w:hAnsi="Times New Roman" w:eastAsia="SimSun" w:cs="Times New Roman"/>
+                <w:kern w:val="0"/>
+                <w:sz w:val="24"/>
+                <w:szCs w:val="24"/>
+                <w:lang w:val="en-US" w:eastAsia="zh-CN" w:bidi="ar"/>
+              </w:rPr>
+              <w:t xml:space="preserve"> </w:t>
+            </w:r>
+            <w:r>
+              <w:rPr>
+                <w:rStyle w:val="6"/>
+                <w:rFonts w:hint="default" w:ascii="Times New Roman" w:hAnsi="Times New Roman" w:eastAsia="SimSun" w:cs="Times New Roman"/>
+                <w:kern w:val="0"/>
+                <w:sz w:val="24"/>
+                <w:szCs w:val="24"/>
+                <w:lang w:val="en-US" w:eastAsia="zh-CN" w:bidi="ar"/>
+              </w:rPr>
+              <w:t>&gt;=</w:t>
+            </w:r>
+            <w:r>
+              <w:rPr>
+                <w:rFonts w:hint="default" w:ascii="Times New Roman" w:hAnsi="Times New Roman" w:eastAsia="SimSun" w:cs="Times New Roman"/>
+                <w:kern w:val="0"/>
+                <w:sz w:val="24"/>
+                <w:szCs w:val="24"/>
+                <w:lang w:val="en-US" w:eastAsia="zh-CN" w:bidi="ar"/>
+              </w:rPr>
+              <w:t xml:space="preserve"> </w:t>
+            </w:r>
+            <w:r>
+              <w:rPr>
+                <w:rStyle w:val="6"/>
+                <w:rFonts w:hint="default" w:ascii="Times New Roman" w:hAnsi="Times New Roman" w:eastAsia="SimSun" w:cs="Times New Roman"/>
+                <w:kern w:val="0"/>
+                <w:sz w:val="24"/>
+                <w:szCs w:val="24"/>
+                <w:lang w:val="en-US" w:eastAsia="zh-CN" w:bidi="ar"/>
+              </w:rPr>
+              <w:t>==</w:t>
+            </w:r>
+          </w:p>
+        </w:tc>
+        <w:tc>
+          <w:tcPr>
+            <w:tcW w:w="0" w:type="auto"/>
+            <w:tcBorders>
+              <w:top w:val="single" w:color="000000" w:sz="4" w:space="0"/>
+              <w:left w:val="single" w:color="000000" w:sz="4" w:space="0"/>
+              <w:bottom w:val="single" w:color="000000" w:sz="4" w:space="0"/>
+              <w:right w:val="single" w:color="000000" w:sz="4" w:space="0"/>
+            </w:tcBorders>
+            <w:shd w:val="clear" w:color="auto" w:fill="auto"/>
+            <w:vAlign w:val="center"/>
+          </w:tcPr>
+          <w:p>
+            <w:pPr>
+              <w:keepNext w:val="0"/>
+              <w:keepLines w:val="0"/>
+              <w:widowControl/>
+              <w:suppressLineNumbers w:val="0"/>
+              <w:jc w:val="left"/>
+              <w:rPr>
+                <w:rFonts w:hint="default" w:ascii="Times New Roman" w:hAnsi="Times New Roman" w:cs="Times New Roman"/>
+              </w:rPr>
+            </w:pPr>
+            <w:r>
+              <w:rPr>
+                <w:rFonts w:hint="default" w:ascii="Times New Roman" w:hAnsi="Times New Roman" w:eastAsia="SimSun" w:cs="Times New Roman"/>
+                <w:kern w:val="0"/>
+                <w:sz w:val="24"/>
+                <w:szCs w:val="24"/>
+                <w:lang w:val="en-US" w:eastAsia="zh-CN" w:bidi="ar"/>
+              </w:rPr>
+              <w:t>Lớn hơn, lớn hơn hoặc bằng, bằng</w:t>
             </w:r>
           </w:p>
         </w:tc>
@@ -1260,7 +1618,7 @@
               <w:bottom w:val="single" w:color="000000" w:sz="4" w:space="0"/>
               <w:right w:val="single" w:color="000000" w:sz="4" w:space="0"/>
             </w:tcBorders>
-            <w:shd w:val="clear"/>
+            <w:shd w:val="clear" w:color="auto" w:fill="auto"/>
             <w:vAlign w:val="center"/>
           </w:tcPr>
           <w:p>
@@ -1282,7 +1640,7 @@
                 <w:szCs w:val="24"/>
                 <w:lang w:val="en-US" w:eastAsia="zh-CN" w:bidi="ar"/>
               </w:rPr>
-              <w:t>Toán tử số học</w:t>
+              <w:t>Phép gán</w:t>
             </w:r>
           </w:p>
         </w:tc>
@@ -1295,7 +1653,7 @@
               <w:bottom w:val="single" w:color="000000" w:sz="4" w:space="0"/>
               <w:right w:val="single" w:color="000000" w:sz="4" w:space="0"/>
             </w:tcBorders>
-            <w:shd w:val="clear"/>
+            <w:shd w:val="clear" w:color="auto" w:fill="auto"/>
             <w:vAlign w:val="center"/>
           </w:tcPr>
           <w:p>
@@ -1318,28 +1676,7 @@
                 <w:szCs w:val="24"/>
                 <w:lang w:val="en-US" w:eastAsia="zh-CN" w:bidi="ar"/>
               </w:rPr>
-              <w:t>+</w:t>
-            </w:r>
-            <w:r>
-              <w:rPr>
-                <w:rFonts w:hint="default" w:ascii="Times New Roman" w:hAnsi="Times New Roman" w:eastAsia="SimSun" w:cs="Times New Roman"/>
-                <w:kern w:val="0"/>
-                <w:sz w:val="24"/>
-                <w:szCs w:val="24"/>
-                <w:lang w:val="en-US" w:eastAsia="zh-CN" w:bidi="ar"/>
-              </w:rPr>
-              <w:t xml:space="preserve"> </w:t>
-            </w:r>
-            <w:r>
-              <w:rPr>
-                <w:rStyle w:val="6"/>
-                <w:rFonts w:hint="default" w:ascii="Times New Roman" w:hAnsi="Times New Roman" w:eastAsia="SimSun" w:cs="Times New Roman"/>
-                <w:kern w:val="0"/>
-                <w:sz w:val="24"/>
-                <w:szCs w:val="24"/>
-                <w:lang w:val="en-US" w:eastAsia="zh-CN" w:bidi="ar"/>
-              </w:rPr>
-              <w:t>*</w:t>
+              <w:t>=</w:t>
             </w:r>
           </w:p>
         </w:tc>
@@ -1352,7 +1689,7 @@
               <w:bottom w:val="single" w:color="000000" w:sz="4" w:space="0"/>
               <w:right w:val="single" w:color="000000" w:sz="4" w:space="0"/>
             </w:tcBorders>
-            <w:shd w:val="clear"/>
+            <w:shd w:val="clear" w:color="auto" w:fill="auto"/>
             <w:vAlign w:val="center"/>
           </w:tcPr>
           <w:p>
@@ -1374,7 +1711,7 @@
                 <w:szCs w:val="24"/>
                 <w:lang w:val="en-US" w:eastAsia="zh-CN" w:bidi="ar"/>
               </w:rPr>
-              <w:t>Cộng, nhân</w:t>
+              <w:t>Gán giá trị</w:t>
             </w:r>
           </w:p>
         </w:tc>
@@ -1389,7 +1726,7 @@
             <w:insideH w:val="none" w:color="auto" w:sz="0" w:space="0"/>
             <w:insideV w:val="none" w:color="auto" w:sz="0" w:space="0"/>
           </w:tblBorders>
-          <w:shd w:val="clear"/>
+          <w:shd w:val="clear" w:color="auto" w:fill="auto"/>
           <w:tblCellMar>
             <w:top w:w="15" w:type="dxa"/>
             <w:left w:w="15" w:type="dxa"/>
@@ -1409,7 +1746,7 @@
               <w:bottom w:val="single" w:color="000000" w:sz="4" w:space="0"/>
               <w:right w:val="single" w:color="000000" w:sz="4" w:space="0"/>
             </w:tcBorders>
-            <w:shd w:val="clear"/>
+            <w:shd w:val="clear" w:color="auto" w:fill="auto"/>
             <w:vAlign w:val="center"/>
           </w:tcPr>
           <w:p>
@@ -1431,7 +1768,7 @@
                 <w:szCs w:val="24"/>
                 <w:lang w:val="en-US" w:eastAsia="zh-CN" w:bidi="ar"/>
               </w:rPr>
-              <w:t>Toán tử so sánh</w:t>
+              <w:t>Phân cách</w:t>
             </w:r>
           </w:p>
         </w:tc>
@@ -1444,7 +1781,7 @@
               <w:bottom w:val="single" w:color="000000" w:sz="4" w:space="0"/>
               <w:right w:val="single" w:color="000000" w:sz="4" w:space="0"/>
             </w:tcBorders>
-            <w:shd w:val="clear"/>
+            <w:shd w:val="clear" w:color="auto" w:fill="auto"/>
             <w:vAlign w:val="center"/>
           </w:tcPr>
           <w:p>
@@ -1467,7 +1804,7 @@
                 <w:szCs w:val="24"/>
                 <w:lang w:val="en-US" w:eastAsia="zh-CN" w:bidi="ar"/>
               </w:rPr>
-              <w:t>&gt;</w:t>
+              <w:t>(</w:t>
             </w:r>
             <w:r>
               <w:rPr>
@@ -1488,7 +1825,7 @@
                 <w:szCs w:val="24"/>
                 <w:lang w:val="en-US" w:eastAsia="zh-CN" w:bidi="ar"/>
               </w:rPr>
-              <w:t>&gt;=</w:t>
+              <w:t>)</w:t>
             </w:r>
             <w:r>
               <w:rPr>
@@ -1509,7 +1846,49 @@
                 <w:szCs w:val="24"/>
                 <w:lang w:val="en-US" w:eastAsia="zh-CN" w:bidi="ar"/>
               </w:rPr>
-              <w:t>==</w:t>
+              <w:t>{</w:t>
+            </w:r>
+            <w:r>
+              <w:rPr>
+                <w:rFonts w:hint="default" w:ascii="Times New Roman" w:hAnsi="Times New Roman" w:eastAsia="SimSun" w:cs="Times New Roman"/>
+                <w:kern w:val="0"/>
+                <w:sz w:val="24"/>
+                <w:szCs w:val="24"/>
+                <w:lang w:val="en-US" w:eastAsia="zh-CN" w:bidi="ar"/>
+              </w:rPr>
+              <w:t xml:space="preserve"> </w:t>
+            </w:r>
+            <w:r>
+              <w:rPr>
+                <w:rStyle w:val="6"/>
+                <w:rFonts w:hint="default" w:ascii="Times New Roman" w:hAnsi="Times New Roman" w:eastAsia="SimSun" w:cs="Times New Roman"/>
+                <w:kern w:val="0"/>
+                <w:sz w:val="24"/>
+                <w:szCs w:val="24"/>
+                <w:lang w:val="en-US" w:eastAsia="zh-CN" w:bidi="ar"/>
+              </w:rPr>
+              <w:t>}</w:t>
+            </w:r>
+            <w:r>
+              <w:rPr>
+                <w:rFonts w:hint="default" w:ascii="Times New Roman" w:hAnsi="Times New Roman" w:eastAsia="SimSun" w:cs="Times New Roman"/>
+                <w:kern w:val="0"/>
+                <w:sz w:val="24"/>
+                <w:szCs w:val="24"/>
+                <w:lang w:val="en-US" w:eastAsia="zh-CN" w:bidi="ar"/>
+              </w:rPr>
+              <w:t xml:space="preserve"> </w:t>
+            </w:r>
+            <w:r>
+              <w:rPr>
+                <w:rStyle w:val="6"/>
+                <w:rFonts w:hint="default" w:ascii="Times New Roman" w:hAnsi="Times New Roman" w:eastAsia="SimSun" w:cs="Times New Roman"/>
+                <w:kern w:val="0"/>
+                <w:sz w:val="24"/>
+                <w:szCs w:val="24"/>
+                <w:lang w:val="en-US" w:eastAsia="zh-CN" w:bidi="ar"/>
+              </w:rPr>
+              <w:t>;</w:t>
             </w:r>
           </w:p>
         </w:tc>
@@ -1522,347 +1901,7 @@
               <w:bottom w:val="single" w:color="000000" w:sz="4" w:space="0"/>
               <w:right w:val="single" w:color="000000" w:sz="4" w:space="0"/>
             </w:tcBorders>
-            <w:shd w:val="clear"/>
-            <w:vAlign w:val="center"/>
-          </w:tcPr>
-          <w:p>
-            <w:pPr>
-              <w:keepNext w:val="0"/>
-              <w:keepLines w:val="0"/>
-              <w:widowControl/>
-              <w:suppressLineNumbers w:val="0"/>
-              <w:jc w:val="left"/>
-              <w:rPr>
-                <w:rFonts w:hint="default" w:ascii="Times New Roman" w:hAnsi="Times New Roman" w:cs="Times New Roman"/>
-              </w:rPr>
-            </w:pPr>
-            <w:r>
-              <w:rPr>
-                <w:rFonts w:hint="default" w:ascii="Times New Roman" w:hAnsi="Times New Roman" w:eastAsia="SimSun" w:cs="Times New Roman"/>
-                <w:kern w:val="0"/>
-                <w:sz w:val="24"/>
-                <w:szCs w:val="24"/>
-                <w:lang w:val="en-US" w:eastAsia="zh-CN" w:bidi="ar"/>
-              </w:rPr>
-              <w:t>Lớn hơn, lớn hơn hoặc bằng, bằng</w:t>
-            </w:r>
-          </w:p>
-        </w:tc>
-      </w:tr>
-      <w:tr>
-        <w:tblPrEx>
-          <w:tblBorders>
-            <w:top w:val="none" w:color="auto" w:sz="0" w:space="0"/>
-            <w:left w:val="none" w:color="auto" w:sz="0" w:space="0"/>
-            <w:bottom w:val="none" w:color="auto" w:sz="0" w:space="0"/>
-            <w:right w:val="none" w:color="auto" w:sz="0" w:space="0"/>
-            <w:insideH w:val="none" w:color="auto" w:sz="0" w:space="0"/>
-            <w:insideV w:val="none" w:color="auto" w:sz="0" w:space="0"/>
-          </w:tblBorders>
-          <w:shd w:val="clear"/>
-          <w:tblCellMar>
-            <w:top w:w="15" w:type="dxa"/>
-            <w:left w:w="15" w:type="dxa"/>
-            <w:bottom w:w="15" w:type="dxa"/>
-            <w:right w:w="15" w:type="dxa"/>
-          </w:tblCellMar>
-        </w:tblPrEx>
-        <w:trPr>
-          <w:tblCellSpacing w:w="15" w:type="dxa"/>
-        </w:trPr>
-        <w:tc>
-          <w:tcPr>
-            <w:tcW w:w="0" w:type="auto"/>
-            <w:tcBorders>
-              <w:top w:val="single" w:color="000000" w:sz="4" w:space="0"/>
-              <w:left w:val="single" w:color="000000" w:sz="4" w:space="0"/>
-              <w:bottom w:val="single" w:color="000000" w:sz="4" w:space="0"/>
-              <w:right w:val="single" w:color="000000" w:sz="4" w:space="0"/>
-            </w:tcBorders>
-            <w:shd w:val="clear"/>
-            <w:vAlign w:val="center"/>
-          </w:tcPr>
-          <w:p>
-            <w:pPr>
-              <w:keepNext w:val="0"/>
-              <w:keepLines w:val="0"/>
-              <w:widowControl/>
-              <w:suppressLineNumbers w:val="0"/>
-              <w:jc w:val="left"/>
-              <w:rPr>
-                <w:rFonts w:hint="default" w:ascii="Times New Roman" w:hAnsi="Times New Roman" w:cs="Times New Roman"/>
-              </w:rPr>
-            </w:pPr>
-            <w:r>
-              <w:rPr>
-                <w:rFonts w:hint="default" w:ascii="Times New Roman" w:hAnsi="Times New Roman" w:eastAsia="SimSun" w:cs="Times New Roman"/>
-                <w:kern w:val="0"/>
-                <w:sz w:val="24"/>
-                <w:szCs w:val="24"/>
-                <w:lang w:val="en-US" w:eastAsia="zh-CN" w:bidi="ar"/>
-              </w:rPr>
-              <w:t>Phép gán</w:t>
-            </w:r>
-          </w:p>
-        </w:tc>
-        <w:tc>
-          <w:tcPr>
-            <w:tcW w:w="0" w:type="auto"/>
-            <w:tcBorders>
-              <w:top w:val="single" w:color="000000" w:sz="4" w:space="0"/>
-              <w:left w:val="single" w:color="000000" w:sz="4" w:space="0"/>
-              <w:bottom w:val="single" w:color="000000" w:sz="4" w:space="0"/>
-              <w:right w:val="single" w:color="000000" w:sz="4" w:space="0"/>
-            </w:tcBorders>
-            <w:shd w:val="clear"/>
-            <w:vAlign w:val="center"/>
-          </w:tcPr>
-          <w:p>
-            <w:pPr>
-              <w:keepNext w:val="0"/>
-              <w:keepLines w:val="0"/>
-              <w:widowControl/>
-              <w:suppressLineNumbers w:val="0"/>
-              <w:jc w:val="left"/>
-              <w:rPr>
-                <w:rFonts w:hint="default" w:ascii="Times New Roman" w:hAnsi="Times New Roman" w:cs="Times New Roman"/>
-              </w:rPr>
-            </w:pPr>
-            <w:r>
-              <w:rPr>
-                <w:rStyle w:val="6"/>
-                <w:rFonts w:hint="default" w:ascii="Times New Roman" w:hAnsi="Times New Roman" w:eastAsia="SimSun" w:cs="Times New Roman"/>
-                <w:kern w:val="0"/>
-                <w:sz w:val="24"/>
-                <w:szCs w:val="24"/>
-                <w:lang w:val="en-US" w:eastAsia="zh-CN" w:bidi="ar"/>
-              </w:rPr>
-              <w:t>=</w:t>
-            </w:r>
-          </w:p>
-        </w:tc>
-        <w:tc>
-          <w:tcPr>
-            <w:tcW w:w="0" w:type="auto"/>
-            <w:tcBorders>
-              <w:top w:val="single" w:color="000000" w:sz="4" w:space="0"/>
-              <w:left w:val="single" w:color="000000" w:sz="4" w:space="0"/>
-              <w:bottom w:val="single" w:color="000000" w:sz="4" w:space="0"/>
-              <w:right w:val="single" w:color="000000" w:sz="4" w:space="0"/>
-            </w:tcBorders>
-            <w:shd w:val="clear"/>
-            <w:vAlign w:val="center"/>
-          </w:tcPr>
-          <w:p>
-            <w:pPr>
-              <w:keepNext w:val="0"/>
-              <w:keepLines w:val="0"/>
-              <w:widowControl/>
-              <w:suppressLineNumbers w:val="0"/>
-              <w:jc w:val="left"/>
-              <w:rPr>
-                <w:rFonts w:hint="default" w:ascii="Times New Roman" w:hAnsi="Times New Roman" w:cs="Times New Roman"/>
-              </w:rPr>
-            </w:pPr>
-            <w:r>
-              <w:rPr>
-                <w:rFonts w:hint="default" w:ascii="Times New Roman" w:hAnsi="Times New Roman" w:eastAsia="SimSun" w:cs="Times New Roman"/>
-                <w:kern w:val="0"/>
-                <w:sz w:val="24"/>
-                <w:szCs w:val="24"/>
-                <w:lang w:val="en-US" w:eastAsia="zh-CN" w:bidi="ar"/>
-              </w:rPr>
-              <w:t>Gán giá trị</w:t>
-            </w:r>
-          </w:p>
-        </w:tc>
-      </w:tr>
-      <w:tr>
-        <w:tblPrEx>
-          <w:tblBorders>
-            <w:top w:val="none" w:color="auto" w:sz="0" w:space="0"/>
-            <w:left w:val="none" w:color="auto" w:sz="0" w:space="0"/>
-            <w:bottom w:val="none" w:color="auto" w:sz="0" w:space="0"/>
-            <w:right w:val="none" w:color="auto" w:sz="0" w:space="0"/>
-            <w:insideH w:val="none" w:color="auto" w:sz="0" w:space="0"/>
-            <w:insideV w:val="none" w:color="auto" w:sz="0" w:space="0"/>
-          </w:tblBorders>
-          <w:shd w:val="clear"/>
-          <w:tblCellMar>
-            <w:top w:w="15" w:type="dxa"/>
-            <w:left w:w="15" w:type="dxa"/>
-            <w:bottom w:w="15" w:type="dxa"/>
-            <w:right w:w="15" w:type="dxa"/>
-          </w:tblCellMar>
-        </w:tblPrEx>
-        <w:trPr>
-          <w:tblCellSpacing w:w="15" w:type="dxa"/>
-        </w:trPr>
-        <w:tc>
-          <w:tcPr>
-            <w:tcW w:w="0" w:type="auto"/>
-            <w:tcBorders>
-              <w:top w:val="single" w:color="000000" w:sz="4" w:space="0"/>
-              <w:left w:val="single" w:color="000000" w:sz="4" w:space="0"/>
-              <w:bottom w:val="single" w:color="000000" w:sz="4" w:space="0"/>
-              <w:right w:val="single" w:color="000000" w:sz="4" w:space="0"/>
-            </w:tcBorders>
-            <w:shd w:val="clear"/>
-            <w:vAlign w:val="center"/>
-          </w:tcPr>
-          <w:p>
-            <w:pPr>
-              <w:keepNext w:val="0"/>
-              <w:keepLines w:val="0"/>
-              <w:widowControl/>
-              <w:suppressLineNumbers w:val="0"/>
-              <w:jc w:val="left"/>
-              <w:rPr>
-                <w:rFonts w:hint="default" w:ascii="Times New Roman" w:hAnsi="Times New Roman" w:cs="Times New Roman"/>
-              </w:rPr>
-            </w:pPr>
-            <w:r>
-              <w:rPr>
-                <w:rFonts w:hint="default" w:ascii="Times New Roman" w:hAnsi="Times New Roman" w:eastAsia="SimSun" w:cs="Times New Roman"/>
-                <w:kern w:val="0"/>
-                <w:sz w:val="24"/>
-                <w:szCs w:val="24"/>
-                <w:lang w:val="en-US" w:eastAsia="zh-CN" w:bidi="ar"/>
-              </w:rPr>
-              <w:t>Phân cách</w:t>
-            </w:r>
-          </w:p>
-        </w:tc>
-        <w:tc>
-          <w:tcPr>
-            <w:tcW w:w="0" w:type="auto"/>
-            <w:tcBorders>
-              <w:top w:val="single" w:color="000000" w:sz="4" w:space="0"/>
-              <w:left w:val="single" w:color="000000" w:sz="4" w:space="0"/>
-              <w:bottom w:val="single" w:color="000000" w:sz="4" w:space="0"/>
-              <w:right w:val="single" w:color="000000" w:sz="4" w:space="0"/>
-            </w:tcBorders>
-            <w:shd w:val="clear"/>
-            <w:vAlign w:val="center"/>
-          </w:tcPr>
-          <w:p>
-            <w:pPr>
-              <w:keepNext w:val="0"/>
-              <w:keepLines w:val="0"/>
-              <w:widowControl/>
-              <w:suppressLineNumbers w:val="0"/>
-              <w:jc w:val="left"/>
-              <w:rPr>
-                <w:rFonts w:hint="default" w:ascii="Times New Roman" w:hAnsi="Times New Roman" w:cs="Times New Roman"/>
-              </w:rPr>
-            </w:pPr>
-            <w:r>
-              <w:rPr>
-                <w:rStyle w:val="6"/>
-                <w:rFonts w:hint="default" w:ascii="Times New Roman" w:hAnsi="Times New Roman" w:eastAsia="SimSun" w:cs="Times New Roman"/>
-                <w:kern w:val="0"/>
-                <w:sz w:val="24"/>
-                <w:szCs w:val="24"/>
-                <w:lang w:val="en-US" w:eastAsia="zh-CN" w:bidi="ar"/>
-              </w:rPr>
-              <w:t>(</w:t>
-            </w:r>
-            <w:r>
-              <w:rPr>
-                <w:rFonts w:hint="default" w:ascii="Times New Roman" w:hAnsi="Times New Roman" w:eastAsia="SimSun" w:cs="Times New Roman"/>
-                <w:kern w:val="0"/>
-                <w:sz w:val="24"/>
-                <w:szCs w:val="24"/>
-                <w:lang w:val="en-US" w:eastAsia="zh-CN" w:bidi="ar"/>
-              </w:rPr>
-              <w:t xml:space="preserve"> </w:t>
-            </w:r>
-            <w:r>
-              <w:rPr>
-                <w:rStyle w:val="6"/>
-                <w:rFonts w:hint="default" w:ascii="Times New Roman" w:hAnsi="Times New Roman" w:eastAsia="SimSun" w:cs="Times New Roman"/>
-                <w:kern w:val="0"/>
-                <w:sz w:val="24"/>
-                <w:szCs w:val="24"/>
-                <w:lang w:val="en-US" w:eastAsia="zh-CN" w:bidi="ar"/>
-              </w:rPr>
-              <w:t>)</w:t>
-            </w:r>
-            <w:r>
-              <w:rPr>
-                <w:rFonts w:hint="default" w:ascii="Times New Roman" w:hAnsi="Times New Roman" w:eastAsia="SimSun" w:cs="Times New Roman"/>
-                <w:kern w:val="0"/>
-                <w:sz w:val="24"/>
-                <w:szCs w:val="24"/>
-                <w:lang w:val="en-US" w:eastAsia="zh-CN" w:bidi="ar"/>
-              </w:rPr>
-              <w:t xml:space="preserve"> </w:t>
-            </w:r>
-            <w:r>
-              <w:rPr>
-                <w:rStyle w:val="6"/>
-                <w:rFonts w:hint="default" w:ascii="Times New Roman" w:hAnsi="Times New Roman" w:eastAsia="SimSun" w:cs="Times New Roman"/>
-                <w:kern w:val="0"/>
-                <w:sz w:val="24"/>
-                <w:szCs w:val="24"/>
-                <w:lang w:val="en-US" w:eastAsia="zh-CN" w:bidi="ar"/>
-              </w:rPr>
-              <w:t>{</w:t>
-            </w:r>
-            <w:r>
-              <w:rPr>
-                <w:rFonts w:hint="default" w:ascii="Times New Roman" w:hAnsi="Times New Roman" w:eastAsia="SimSun" w:cs="Times New Roman"/>
-                <w:kern w:val="0"/>
-                <w:sz w:val="24"/>
-                <w:szCs w:val="24"/>
-                <w:lang w:val="en-US" w:eastAsia="zh-CN" w:bidi="ar"/>
-              </w:rPr>
-              <w:t xml:space="preserve"> </w:t>
-            </w:r>
-            <w:r>
-              <w:rPr>
-                <w:rStyle w:val="6"/>
-                <w:rFonts w:hint="default" w:ascii="Times New Roman" w:hAnsi="Times New Roman" w:eastAsia="SimSun" w:cs="Times New Roman"/>
-                <w:kern w:val="0"/>
-                <w:sz w:val="24"/>
-                <w:szCs w:val="24"/>
-                <w:lang w:val="en-US" w:eastAsia="zh-CN" w:bidi="ar"/>
-              </w:rPr>
-              <w:t>}</w:t>
-            </w:r>
-            <w:r>
-              <w:rPr>
-                <w:rFonts w:hint="default" w:ascii="Times New Roman" w:hAnsi="Times New Roman" w:eastAsia="SimSun" w:cs="Times New Roman"/>
-                <w:kern w:val="0"/>
-                <w:sz w:val="24"/>
-                <w:szCs w:val="24"/>
-                <w:lang w:val="en-US" w:eastAsia="zh-CN" w:bidi="ar"/>
-              </w:rPr>
-              <w:t xml:space="preserve"> </w:t>
-            </w:r>
-            <w:r>
-              <w:rPr>
-                <w:rStyle w:val="6"/>
-                <w:rFonts w:hint="default" w:ascii="Times New Roman" w:hAnsi="Times New Roman" w:eastAsia="SimSun" w:cs="Times New Roman"/>
-                <w:kern w:val="0"/>
-                <w:sz w:val="24"/>
-                <w:szCs w:val="24"/>
-                <w:lang w:val="en-US" w:eastAsia="zh-CN" w:bidi="ar"/>
-              </w:rPr>
-              <w:t>;</w:t>
-            </w:r>
-          </w:p>
-        </w:tc>
-        <w:tc>
-          <w:tcPr>
-            <w:tcW w:w="0" w:type="auto"/>
-            <w:tcBorders>
-              <w:top w:val="single" w:color="000000" w:sz="4" w:space="0"/>
-              <w:left w:val="single" w:color="000000" w:sz="4" w:space="0"/>
-              <w:bottom w:val="single" w:color="000000" w:sz="4" w:space="0"/>
-              <w:right w:val="single" w:color="000000" w:sz="4" w:space="0"/>
-            </w:tcBorders>
-            <w:shd w:val="clear"/>
+            <w:shd w:val="clear" w:color="auto" w:fill="auto"/>
             <w:vAlign w:val="center"/>
           </w:tcPr>
           <w:p>
@@ -1954,6 +1993,7 @@
     </w:p>
     <w:tbl>
       <w:tblPr>
+        <w:tblStyle w:val="5"/>
         <w:tblW w:w="0" w:type="auto"/>
         <w:tblCellSpacing w:w="15" w:type="dxa"/>
         <w:tblInd w:w="0" w:type="dxa"/>
@@ -1965,7 +2005,7 @@
           <w:insideH w:val="none" w:color="auto" w:sz="0" w:space="0"/>
           <w:insideV w:val="none" w:color="auto" w:sz="0" w:space="0"/>
         </w:tblBorders>
-        <w:shd w:val="clear"/>
+        <w:shd w:val="clear" w:color="auto" w:fill="auto"/>
         <w:tblLayout w:type="autofit"/>
         <w:tblCellMar>
           <w:top w:w="15" w:type="dxa"/>
@@ -1988,7 +2028,7 @@
             <w:insideH w:val="none" w:color="auto" w:sz="0" w:space="0"/>
             <w:insideV w:val="none" w:color="auto" w:sz="0" w:space="0"/>
           </w:tblBorders>
-          <w:shd w:val="clear"/>
+          <w:shd w:val="clear" w:color="auto" w:fill="auto"/>
           <w:tblCellMar>
             <w:top w:w="15" w:type="dxa"/>
             <w:left w:w="15" w:type="dxa"/>
@@ -2009,7 +2049,7 @@
               <w:bottom w:val="single" w:color="000000" w:sz="4" w:space="0"/>
               <w:right w:val="single" w:color="000000" w:sz="4" w:space="0"/>
             </w:tcBorders>
-            <w:shd w:val="clear"/>
+            <w:shd w:val="clear" w:color="auto" w:fill="auto"/>
             <w:vAlign w:val="center"/>
           </w:tcPr>
           <w:p>
@@ -2048,7 +2088,7 @@
               <w:bottom w:val="single" w:color="000000" w:sz="4" w:space="0"/>
               <w:right w:val="single" w:color="000000" w:sz="4" w:space="0"/>
             </w:tcBorders>
-            <w:shd w:val="clear"/>
+            <w:shd w:val="clear" w:color="auto" w:fill="auto"/>
             <w:vAlign w:val="center"/>
           </w:tcPr>
           <w:p>
@@ -2089,7 +2129,7 @@
             <w:insideH w:val="none" w:color="auto" w:sz="0" w:space="0"/>
             <w:insideV w:val="none" w:color="auto" w:sz="0" w:space="0"/>
           </w:tblBorders>
-          <w:shd w:val="clear"/>
+          <w:shd w:val="clear" w:color="auto" w:fill="auto"/>
           <w:tblCellMar>
             <w:top w:w="15" w:type="dxa"/>
             <w:left w:w="15" w:type="dxa"/>
@@ -2109,7 +2149,7 @@
               <w:bottom w:val="single" w:color="000000" w:sz="4" w:space="0"/>
               <w:right w:val="single" w:color="000000" w:sz="4" w:space="0"/>
             </w:tcBorders>
-            <w:shd w:val="clear"/>
+            <w:shd w:val="clear" w:color="auto" w:fill="auto"/>
             <w:vAlign w:val="center"/>
           </w:tcPr>
           <w:p>
@@ -2145,7 +2185,7 @@
               <w:bottom w:val="single" w:color="000000" w:sz="4" w:space="0"/>
               <w:right w:val="single" w:color="000000" w:sz="4" w:space="0"/>
             </w:tcBorders>
-            <w:shd w:val="clear"/>
+            <w:shd w:val="clear" w:color="auto" w:fill="auto"/>
             <w:vAlign w:val="center"/>
           </w:tcPr>
           <w:p>
@@ -2182,7 +2222,7 @@
             <w:insideH w:val="none" w:color="auto" w:sz="0" w:space="0"/>
             <w:insideV w:val="none" w:color="auto" w:sz="0" w:space="0"/>
           </w:tblBorders>
-          <w:shd w:val="clear"/>
+          <w:shd w:val="clear" w:color="auto" w:fill="auto"/>
           <w:tblCellMar>
             <w:top w:w="15" w:type="dxa"/>
             <w:left w:w="15" w:type="dxa"/>
@@ -2202,7 +2242,7 @@
               <w:bottom w:val="single" w:color="000000" w:sz="4" w:space="0"/>
               <w:right w:val="single" w:color="000000" w:sz="4" w:space="0"/>
             </w:tcBorders>
-            <w:shd w:val="clear"/>
+            <w:shd w:val="clear" w:color="auto" w:fill="auto"/>
             <w:vAlign w:val="center"/>
           </w:tcPr>
           <w:p>
@@ -2238,7 +2278,7 @@
               <w:bottom w:val="single" w:color="000000" w:sz="4" w:space="0"/>
               <w:right w:val="single" w:color="000000" w:sz="4" w:space="0"/>
             </w:tcBorders>
-            <w:shd w:val="clear"/>
+            <w:shd w:val="clear" w:color="auto" w:fill="auto"/>
             <w:vAlign w:val="center"/>
           </w:tcPr>
           <w:p>
@@ -2275,7 +2315,7 @@
             <w:insideH w:val="none" w:color="auto" w:sz="0" w:space="0"/>
             <w:insideV w:val="none" w:color="auto" w:sz="0" w:space="0"/>
           </w:tblBorders>
-          <w:shd w:val="clear"/>
+          <w:shd w:val="clear" w:color="auto" w:fill="auto"/>
           <w:tblCellMar>
             <w:top w:w="15" w:type="dxa"/>
             <w:left w:w="15" w:type="dxa"/>
@@ -2295,7 +2335,7 @@
               <w:bottom w:val="single" w:color="000000" w:sz="4" w:space="0"/>
               <w:right w:val="single" w:color="000000" w:sz="4" w:space="0"/>
             </w:tcBorders>
-            <w:shd w:val="clear"/>
+            <w:shd w:val="clear" w:color="auto" w:fill="auto"/>
             <w:vAlign w:val="center"/>
           </w:tcPr>
           <w:p>
@@ -2331,7 +2371,7 @@
               <w:bottom w:val="single" w:color="000000" w:sz="4" w:space="0"/>
               <w:right w:val="single" w:color="000000" w:sz="4" w:space="0"/>
             </w:tcBorders>
-            <w:shd w:val="clear"/>
+            <w:shd w:val="clear" w:color="auto" w:fill="auto"/>
             <w:vAlign w:val="center"/>
           </w:tcPr>
           <w:p>
@@ -2368,7 +2408,7 @@
             <w:insideH w:val="none" w:color="auto" w:sz="0" w:space="0"/>
             <w:insideV w:val="none" w:color="auto" w:sz="0" w:space="0"/>
           </w:tblBorders>
-          <w:shd w:val="clear"/>
+          <w:shd w:val="clear" w:color="auto" w:fill="auto"/>
           <w:tblCellMar>
             <w:top w:w="15" w:type="dxa"/>
             <w:left w:w="15" w:type="dxa"/>
@@ -2388,7 +2428,7 @@
               <w:bottom w:val="single" w:color="000000" w:sz="4" w:space="0"/>
               <w:right w:val="single" w:color="000000" w:sz="4" w:space="0"/>
             </w:tcBorders>
-            <w:shd w:val="clear"/>
+            <w:shd w:val="clear" w:color="auto" w:fill="auto"/>
             <w:vAlign w:val="center"/>
           </w:tcPr>
           <w:p>
@@ -2424,7 +2464,7 @@
               <w:bottom w:val="single" w:color="000000" w:sz="4" w:space="0"/>
               <w:right w:val="single" w:color="000000" w:sz="4" w:space="0"/>
             </w:tcBorders>
-            <w:shd w:val="clear"/>
+            <w:shd w:val="clear" w:color="auto" w:fill="auto"/>
             <w:vAlign w:val="center"/>
           </w:tcPr>
           <w:p>
@@ -2472,7 +2512,7 @@
             <w:insideH w:val="none" w:color="auto" w:sz="0" w:space="0"/>
             <w:insideV w:val="none" w:color="auto" w:sz="0" w:space="0"/>
           </w:tblBorders>
-          <w:shd w:val="clear"/>
+          <w:shd w:val="clear" w:color="auto" w:fill="auto"/>
           <w:tblCellMar>
             <w:top w:w="15" w:type="dxa"/>
             <w:left w:w="15" w:type="dxa"/>
@@ -2492,7 +2532,7 @@
               <w:bottom w:val="single" w:color="000000" w:sz="4" w:space="0"/>
               <w:right w:val="single" w:color="000000" w:sz="4" w:space="0"/>
             </w:tcBorders>
-            <w:shd w:val="clear"/>
+            <w:shd w:val="clear" w:color="auto" w:fill="auto"/>
             <w:vAlign w:val="center"/>
           </w:tcPr>
           <w:p>
@@ -2528,7 +2568,7 @@
               <w:bottom w:val="single" w:color="000000" w:sz="4" w:space="0"/>
               <w:right w:val="single" w:color="000000" w:sz="4" w:space="0"/>
             </w:tcBorders>
-            <w:shd w:val="clear"/>
+            <w:shd w:val="clear" w:color="auto" w:fill="auto"/>
             <w:vAlign w:val="center"/>
           </w:tcPr>
           <w:p>
@@ -2565,7 +2605,7 @@
             <w:insideH w:val="none" w:color="auto" w:sz="0" w:space="0"/>
             <w:insideV w:val="none" w:color="auto" w:sz="0" w:space="0"/>
           </w:tblBorders>
-          <w:shd w:val="clear"/>
+          <w:shd w:val="clear" w:color="auto" w:fill="auto"/>
           <w:tblCellMar>
             <w:top w:w="15" w:type="dxa"/>
             <w:left w:w="15" w:type="dxa"/>
@@ -2585,7 +2625,7 @@
               <w:bottom w:val="single" w:color="000000" w:sz="4" w:space="0"/>
               <w:right w:val="single" w:color="000000" w:sz="4" w:space="0"/>
             </w:tcBorders>
-            <w:shd w:val="clear"/>
+            <w:shd w:val="clear" w:color="auto" w:fill="auto"/>
             <w:vAlign w:val="center"/>
           </w:tcPr>
           <w:p>
@@ -2621,7 +2661,7 @@
               <w:bottom w:val="single" w:color="000000" w:sz="4" w:space="0"/>
               <w:right w:val="single" w:color="000000" w:sz="4" w:space="0"/>
             </w:tcBorders>
-            <w:shd w:val="clear"/>
+            <w:shd w:val="clear" w:color="auto" w:fill="auto"/>
             <w:vAlign w:val="center"/>
           </w:tcPr>
           <w:p>
@@ -2658,7 +2698,7 @@
             <w:insideH w:val="none" w:color="auto" w:sz="0" w:space="0"/>
             <w:insideV w:val="none" w:color="auto" w:sz="0" w:space="0"/>
           </w:tblBorders>
-          <w:shd w:val="clear"/>
+          <w:shd w:val="clear" w:color="auto" w:fill="auto"/>
           <w:tblCellMar>
             <w:top w:w="15" w:type="dxa"/>
             <w:left w:w="15" w:type="dxa"/>
@@ -2678,7 +2718,7 @@
               <w:bottom w:val="single" w:color="000000" w:sz="4" w:space="0"/>
               <w:right w:val="single" w:color="000000" w:sz="4" w:space="0"/>
             </w:tcBorders>
-            <w:shd w:val="clear"/>
+            <w:shd w:val="clear" w:color="auto" w:fill="auto"/>
             <w:vAlign w:val="center"/>
           </w:tcPr>
           <w:p>
@@ -2714,7 +2754,7 @@
               <w:bottom w:val="single" w:color="000000" w:sz="4" w:space="0"/>
               <w:right w:val="single" w:color="000000" w:sz="4" w:space="0"/>
             </w:tcBorders>
-            <w:shd w:val="clear"/>
+            <w:shd w:val="clear" w:color="auto" w:fill="auto"/>
             <w:vAlign w:val="center"/>
           </w:tcPr>
           <w:p>
@@ -2751,7 +2791,7 @@
             <w:insideH w:val="none" w:color="auto" w:sz="0" w:space="0"/>
             <w:insideV w:val="none" w:color="auto" w:sz="0" w:space="0"/>
           </w:tblBorders>
-          <w:shd w:val="clear"/>
+          <w:shd w:val="clear" w:color="auto" w:fill="auto"/>
           <w:tblCellMar>
             <w:top w:w="15" w:type="dxa"/>
             <w:left w:w="15" w:type="dxa"/>
@@ -2771,7 +2811,7 @@
               <w:bottom w:val="single" w:color="000000" w:sz="4" w:space="0"/>
               <w:right w:val="single" w:color="000000" w:sz="4" w:space="0"/>
             </w:tcBorders>
-            <w:shd w:val="clear"/>
+            <w:shd w:val="clear" w:color="auto" w:fill="auto"/>
             <w:vAlign w:val="center"/>
           </w:tcPr>
           <w:p>
@@ -2807,7 +2847,7 @@
               <w:bottom w:val="single" w:color="000000" w:sz="4" w:space="0"/>
               <w:right w:val="single" w:color="000000" w:sz="4" w:space="0"/>
             </w:tcBorders>
-            <w:shd w:val="clear"/>
+            <w:shd w:val="clear" w:color="auto" w:fill="auto"/>
             <w:vAlign w:val="center"/>
           </w:tcPr>
           <w:p>
@@ -2844,7 +2884,7 @@
             <w:insideH w:val="none" w:color="auto" w:sz="0" w:space="0"/>
             <w:insideV w:val="none" w:color="auto" w:sz="0" w:space="0"/>
           </w:tblBorders>
-          <w:shd w:val="clear"/>
+          <w:shd w:val="clear" w:color="auto" w:fill="auto"/>
           <w:tblCellMar>
             <w:top w:w="15" w:type="dxa"/>
             <w:left w:w="15" w:type="dxa"/>
@@ -2864,7 +2904,7 @@
               <w:bottom w:val="single" w:color="000000" w:sz="4" w:space="0"/>
               <w:right w:val="single" w:color="000000" w:sz="4" w:space="0"/>
             </w:tcBorders>
-            <w:shd w:val="clear"/>
+            <w:shd w:val="clear" w:color="auto" w:fill="auto"/>
             <w:vAlign w:val="center"/>
           </w:tcPr>
           <w:p>
@@ -2900,7 +2940,7 @@
               <w:bottom w:val="single" w:color="000000" w:sz="4" w:space="0"/>
               <w:right w:val="single" w:color="000000" w:sz="4" w:space="0"/>
             </w:tcBorders>
-            <w:shd w:val="clear"/>
+            <w:shd w:val="clear" w:color="auto" w:fill="auto"/>
             <w:vAlign w:val="center"/>
           </w:tcPr>
           <w:p>
@@ -2937,7 +2977,7 @@
             <w:insideH w:val="none" w:color="auto" w:sz="0" w:space="0"/>
             <w:insideV w:val="none" w:color="auto" w:sz="0" w:space="0"/>
           </w:tblBorders>
-          <w:shd w:val="clear"/>
+          <w:shd w:val="clear" w:color="auto" w:fill="auto"/>
           <w:tblCellMar>
             <w:top w:w="15" w:type="dxa"/>
             <w:left w:w="15" w:type="dxa"/>
@@ -2957,7 +2997,7 @@
               <w:bottom w:val="single" w:color="000000" w:sz="4" w:space="0"/>
               <w:right w:val="single" w:color="000000" w:sz="4" w:space="0"/>
             </w:tcBorders>
-            <w:shd w:val="clear"/>
+            <w:shd w:val="clear" w:color="auto" w:fill="auto"/>
             <w:vAlign w:val="center"/>
           </w:tcPr>
           <w:p>
@@ -2993,7 +3033,7 @@
               <w:bottom w:val="single" w:color="000000" w:sz="4" w:space="0"/>
               <w:right w:val="single" w:color="000000" w:sz="4" w:space="0"/>
             </w:tcBorders>
-            <w:shd w:val="clear"/>
+            <w:shd w:val="clear" w:color="auto" w:fill="auto"/>
             <w:vAlign w:val="center"/>
           </w:tcPr>
           <w:p>
@@ -3030,7 +3070,7 @@
             <w:insideH w:val="none" w:color="auto" w:sz="0" w:space="0"/>
             <w:insideV w:val="none" w:color="auto" w:sz="0" w:space="0"/>
           </w:tblBorders>
-          <w:shd w:val="clear"/>
+          <w:shd w:val="clear" w:color="auto" w:fill="auto"/>
           <w:tblCellMar>
             <w:top w:w="15" w:type="dxa"/>
             <w:left w:w="15" w:type="dxa"/>
@@ -3050,7 +3090,7 @@
               <w:bottom w:val="single" w:color="000000" w:sz="4" w:space="0"/>
               <w:right w:val="single" w:color="000000" w:sz="4" w:space="0"/>
             </w:tcBorders>
-            <w:shd w:val="clear"/>
+            <w:shd w:val="clear" w:color="auto" w:fill="auto"/>
             <w:vAlign w:val="center"/>
           </w:tcPr>
           <w:p>
@@ -3086,7 +3126,7 @@
               <w:bottom w:val="single" w:color="000000" w:sz="4" w:space="0"/>
               <w:right w:val="single" w:color="000000" w:sz="4" w:space="0"/>
             </w:tcBorders>
-            <w:shd w:val="clear"/>
+            <w:shd w:val="clear" w:color="auto" w:fill="auto"/>
             <w:vAlign w:val="center"/>
           </w:tcPr>
           <w:p>
@@ -3123,7 +3163,7 @@
             <w:insideH w:val="none" w:color="auto" w:sz="0" w:space="0"/>
             <w:insideV w:val="none" w:color="auto" w:sz="0" w:space="0"/>
           </w:tblBorders>
-          <w:shd w:val="clear"/>
+          <w:shd w:val="clear" w:color="auto" w:fill="auto"/>
           <w:tblCellMar>
             <w:top w:w="15" w:type="dxa"/>
             <w:left w:w="15" w:type="dxa"/>
@@ -3143,7 +3183,7 @@
               <w:bottom w:val="single" w:color="000000" w:sz="4" w:space="0"/>
               <w:right w:val="single" w:color="000000" w:sz="4" w:space="0"/>
             </w:tcBorders>
-            <w:shd w:val="clear"/>
+            <w:shd w:val="clear" w:color="auto" w:fill="auto"/>
             <w:vAlign w:val="center"/>
           </w:tcPr>
           <w:p>
@@ -3179,7 +3219,7 @@
               <w:bottom w:val="single" w:color="000000" w:sz="4" w:space="0"/>
               <w:right w:val="single" w:color="000000" w:sz="4" w:space="0"/>
             </w:tcBorders>
-            <w:shd w:val="clear"/>
+            <w:shd w:val="clear" w:color="auto" w:fill="auto"/>
             <w:vAlign w:val="center"/>
           </w:tcPr>
           <w:p>
@@ -3227,7 +3267,7 @@
             <w:insideH w:val="none" w:color="auto" w:sz="0" w:space="0"/>
             <w:insideV w:val="none" w:color="auto" w:sz="0" w:space="0"/>
           </w:tblBorders>
-          <w:shd w:val="clear"/>
+          <w:shd w:val="clear" w:color="auto" w:fill="auto"/>
           <w:tblCellMar>
             <w:top w:w="15" w:type="dxa"/>
             <w:left w:w="15" w:type="dxa"/>
@@ -3247,7 +3287,7 @@
               <w:bottom w:val="single" w:color="000000" w:sz="4" w:space="0"/>
               <w:right w:val="single" w:color="000000" w:sz="4" w:space="0"/>
             </w:tcBorders>
-            <w:shd w:val="clear"/>
+            <w:shd w:val="clear" w:color="auto" w:fill="auto"/>
             <w:vAlign w:val="center"/>
           </w:tcPr>
           <w:p>
@@ -3283,7 +3323,7 @@
               <w:bottom w:val="single" w:color="000000" w:sz="4" w:space="0"/>
               <w:right w:val="single" w:color="000000" w:sz="4" w:space="0"/>
             </w:tcBorders>
-            <w:shd w:val="clear"/>
+            <w:shd w:val="clear" w:color="auto" w:fill="auto"/>
             <w:vAlign w:val="center"/>
           </w:tcPr>
           <w:p>
@@ -3320,7 +3360,7 @@
             <w:insideH w:val="none" w:color="auto" w:sz="0" w:space="0"/>
             <w:insideV w:val="none" w:color="auto" w:sz="0" w:space="0"/>
           </w:tblBorders>
-          <w:shd w:val="clear"/>
+          <w:shd w:val="clear" w:color="auto" w:fill="auto"/>
           <w:tblCellMar>
             <w:top w:w="15" w:type="dxa"/>
             <w:left w:w="15" w:type="dxa"/>
@@ -3340,7 +3380,7 @@
               <w:bottom w:val="single" w:color="000000" w:sz="4" w:space="0"/>
               <w:right w:val="single" w:color="000000" w:sz="4" w:space="0"/>
             </w:tcBorders>
-            <w:shd w:val="clear"/>
+            <w:shd w:val="clear" w:color="auto" w:fill="auto"/>
             <w:vAlign w:val="center"/>
           </w:tcPr>
           <w:p>
@@ -3376,7 +3416,7 @@
               <w:bottom w:val="single" w:color="000000" w:sz="4" w:space="0"/>
               <w:right w:val="single" w:color="000000" w:sz="4" w:space="0"/>
             </w:tcBorders>
-            <w:shd w:val="clear"/>
+            <w:shd w:val="clear" w:color="auto" w:fill="auto"/>
             <w:vAlign w:val="center"/>
           </w:tcPr>
           <w:p>
@@ -3413,7 +3453,7 @@
             <w:insideH w:val="none" w:color="auto" w:sz="0" w:space="0"/>
             <w:insideV w:val="none" w:color="auto" w:sz="0" w:space="0"/>
           </w:tblBorders>
-          <w:shd w:val="clear"/>
+          <w:shd w:val="clear" w:color="auto" w:fill="auto"/>
           <w:tblCellMar>
             <w:top w:w="15" w:type="dxa"/>
             <w:left w:w="15" w:type="dxa"/>
@@ -3433,7 +3473,7 @@
               <w:bottom w:val="single" w:color="000000" w:sz="4" w:space="0"/>
               <w:right w:val="single" w:color="000000" w:sz="4" w:space="0"/>
             </w:tcBorders>
-            <w:shd w:val="clear"/>
+            <w:shd w:val="clear" w:color="auto" w:fill="auto"/>
             <w:vAlign w:val="center"/>
           </w:tcPr>
           <w:p>
@@ -3469,7 +3509,7 @@
               <w:bottom w:val="single" w:color="000000" w:sz="4" w:space="0"/>
               <w:right w:val="single" w:color="000000" w:sz="4" w:space="0"/>
             </w:tcBorders>
-            <w:shd w:val="clear"/>
+            <w:shd w:val="clear" w:color="auto" w:fill="auto"/>
             <w:vAlign w:val="center"/>
           </w:tcPr>
           <w:p>
@@ -3506,7 +3546,7 @@
             <w:insideH w:val="none" w:color="auto" w:sz="0" w:space="0"/>
             <w:insideV w:val="none" w:color="auto" w:sz="0" w:space="0"/>
           </w:tblBorders>
-          <w:shd w:val="clear"/>
+          <w:shd w:val="clear" w:color="auto" w:fill="auto"/>
           <w:tblCellMar>
             <w:top w:w="15" w:type="dxa"/>
             <w:left w:w="15" w:type="dxa"/>
@@ -3526,7 +3566,7 @@
               <w:bottom w:val="single" w:color="000000" w:sz="4" w:space="0"/>
               <w:right w:val="single" w:color="000000" w:sz="4" w:space="0"/>
             </w:tcBorders>
-            <w:shd w:val="clear"/>
+            <w:shd w:val="clear" w:color="auto" w:fill="auto"/>
             <w:vAlign w:val="center"/>
           </w:tcPr>
           <w:p>
@@ -3562,7 +3602,7 @@
               <w:bottom w:val="single" w:color="000000" w:sz="4" w:space="0"/>
               <w:right w:val="single" w:color="000000" w:sz="4" w:space="0"/>
             </w:tcBorders>
-            <w:shd w:val="clear"/>
+            <w:shd w:val="clear" w:color="auto" w:fill="auto"/>
             <w:vAlign w:val="center"/>
           </w:tcPr>
           <w:p>
@@ -3599,7 +3639,7 @@
             <w:insideH w:val="none" w:color="auto" w:sz="0" w:space="0"/>
             <w:insideV w:val="none" w:color="auto" w:sz="0" w:space="0"/>
           </w:tblBorders>
-          <w:shd w:val="clear"/>
+          <w:shd w:val="clear" w:color="auto" w:fill="auto"/>
           <w:tblCellMar>
             <w:top w:w="15" w:type="dxa"/>
             <w:left w:w="15" w:type="dxa"/>
@@ -3619,7 +3659,7 @@
               <w:bottom w:val="single" w:color="000000" w:sz="4" w:space="0"/>
               <w:right w:val="single" w:color="000000" w:sz="4" w:space="0"/>
             </w:tcBorders>
-            <w:shd w:val="clear"/>
+            <w:shd w:val="clear" w:color="auto" w:fill="auto"/>
             <w:vAlign w:val="center"/>
           </w:tcPr>
           <w:p>
@@ -3655,7 +3695,7 @@
               <w:bottom w:val="single" w:color="000000" w:sz="4" w:space="0"/>
               <w:right w:val="single" w:color="000000" w:sz="4" w:space="0"/>
             </w:tcBorders>
-            <w:shd w:val="clear"/>
+            <w:shd w:val="clear" w:color="auto" w:fill="auto"/>
             <w:vAlign w:val="center"/>
           </w:tcPr>
           <w:p>
@@ -4564,6 +4604,7 @@
     </w:p>
     <w:tbl>
       <w:tblPr>
+        <w:tblStyle w:val="5"/>
         <w:tblW w:w="0" w:type="auto"/>
         <w:tblCellSpacing w:w="15" w:type="dxa"/>
         <w:tblInd w:w="0" w:type="dxa"/>
@@ -4575,7 +4616,7 @@
           <w:insideH w:val="single" w:color="000000" w:sz="4" w:space="0"/>
           <w:insideV w:val="single" w:color="000000" w:sz="4" w:space="0"/>
         </w:tblBorders>
-        <w:shd w:val="clear"/>
+        <w:shd w:val="clear" w:color="auto" w:fill="auto"/>
         <w:tblLayout w:type="autofit"/>
         <w:tblCellMar>
           <w:top w:w="15" w:type="dxa"/>
@@ -4600,6 +4641,7 @@
             <w:insideH w:val="single" w:color="000000" w:sz="4" w:space="0"/>
             <w:insideV w:val="single" w:color="000000" w:sz="4" w:space="0"/>
           </w:tblBorders>
+          <w:shd w:val="clear" w:color="auto" w:fill="auto"/>
           <w:tblCellMar>
             <w:top w:w="15" w:type="dxa"/>
             <w:left w:w="15" w:type="dxa"/>
@@ -4614,7 +4656,7 @@
         <w:tc>
           <w:tcPr>
             <w:tcW w:w="0" w:type="auto"/>
-            <w:shd w:val="clear"/>
+            <w:shd w:val="clear" w:color="auto" w:fill="auto"/>
             <w:vAlign w:val="center"/>
           </w:tcPr>
           <w:p>
@@ -4647,7 +4689,7 @@
         <w:tc>
           <w:tcPr>
             <w:tcW w:w="0" w:type="auto"/>
-            <w:shd w:val="clear"/>
+            <w:shd w:val="clear" w:color="auto" w:fill="auto"/>
             <w:vAlign w:val="center"/>
           </w:tcPr>
           <w:p>
@@ -4680,7 +4722,7 @@
         <w:tc>
           <w:tcPr>
             <w:tcW w:w="0" w:type="auto"/>
-            <w:shd w:val="clear"/>
+            <w:shd w:val="clear" w:color="auto" w:fill="auto"/>
             <w:vAlign w:val="center"/>
           </w:tcPr>
           <w:p>
@@ -4713,7 +4755,7 @@
         <w:tc>
           <w:tcPr>
             <w:tcW w:w="0" w:type="auto"/>
-            <w:shd w:val="clear"/>
+            <w:shd w:val="clear" w:color="auto" w:fill="auto"/>
             <w:vAlign w:val="center"/>
           </w:tcPr>
           <w:p>
@@ -4754,7 +4796,7 @@
             <w:insideH w:val="single" w:color="000000" w:sz="4" w:space="0"/>
             <w:insideV w:val="single" w:color="000000" w:sz="4" w:space="0"/>
           </w:tblBorders>
-          <w:shd w:val="clear"/>
+          <w:shd w:val="clear" w:color="auto" w:fill="auto"/>
           <w:tblCellMar>
             <w:top w:w="15" w:type="dxa"/>
             <w:left w:w="15" w:type="dxa"/>
@@ -4768,7 +4810,7 @@
         <w:tc>
           <w:tcPr>
             <w:tcW w:w="0" w:type="auto"/>
-            <w:shd w:val="clear"/>
+            <w:shd w:val="clear" w:color="auto" w:fill="auto"/>
             <w:vAlign w:val="center"/>
           </w:tcPr>
           <w:p>
@@ -4797,7 +4839,7 @@
         <w:tc>
           <w:tcPr>
             <w:tcW w:w="0" w:type="auto"/>
-            <w:shd w:val="clear"/>
+            <w:shd w:val="clear" w:color="auto" w:fill="auto"/>
             <w:vAlign w:val="center"/>
           </w:tcPr>
           <w:p>
@@ -4827,7 +4869,7 @@
         <w:tc>
           <w:tcPr>
             <w:tcW w:w="0" w:type="auto"/>
-            <w:shd w:val="clear"/>
+            <w:shd w:val="clear" w:color="auto" w:fill="auto"/>
             <w:vAlign w:val="center"/>
           </w:tcPr>
           <w:p>
@@ -4843,7 +4885,7 @@
         <w:tc>
           <w:tcPr>
             <w:tcW w:w="0" w:type="auto"/>
-            <w:shd w:val="clear"/>
+            <w:shd w:val="clear" w:color="auto" w:fill="auto"/>
             <w:vAlign w:val="center"/>
           </w:tcPr>
           <w:p>
@@ -4881,7 +4923,7 @@
             <w:insideH w:val="single" w:color="000000" w:sz="4" w:space="0"/>
             <w:insideV w:val="single" w:color="000000" w:sz="4" w:space="0"/>
           </w:tblBorders>
-          <w:shd w:val="clear"/>
+          <w:shd w:val="clear" w:color="auto" w:fill="auto"/>
           <w:tblCellMar>
             <w:top w:w="15" w:type="dxa"/>
             <w:left w:w="15" w:type="dxa"/>
@@ -4895,7 +4937,7 @@
         <w:tc>
           <w:tcPr>
             <w:tcW w:w="0" w:type="auto"/>
-            <w:shd w:val="clear"/>
+            <w:shd w:val="clear" w:color="auto" w:fill="auto"/>
             <w:vAlign w:val="center"/>
           </w:tcPr>
           <w:p>
@@ -4924,7 +4966,7 @@
         <w:tc>
           <w:tcPr>
             <w:tcW w:w="0" w:type="auto"/>
-            <w:shd w:val="clear"/>
+            <w:shd w:val="clear" w:color="auto" w:fill="auto"/>
             <w:vAlign w:val="center"/>
           </w:tcPr>
           <w:p>
@@ -4954,7 +4996,7 @@
         <w:tc>
           <w:tcPr>
             <w:tcW w:w="0" w:type="auto"/>
-            <w:shd w:val="clear"/>
+            <w:shd w:val="clear" w:color="auto" w:fill="auto"/>
             <w:vAlign w:val="center"/>
           </w:tcPr>
           <w:p>
@@ -4983,7 +5025,7 @@
         <w:tc>
           <w:tcPr>
             <w:tcW w:w="0" w:type="auto"/>
-            <w:shd w:val="clear"/>
+            <w:shd w:val="clear" w:color="auto" w:fill="auto"/>
             <w:vAlign w:val="center"/>
           </w:tcPr>
           <w:p>
@@ -5021,6 +5063,7 @@
             <w:insideH w:val="single" w:color="000000" w:sz="4" w:space="0"/>
             <w:insideV w:val="single" w:color="000000" w:sz="4" w:space="0"/>
           </w:tblBorders>
+          <w:shd w:val="clear" w:color="auto" w:fill="auto"/>
           <w:tblCellMar>
             <w:top w:w="15" w:type="dxa"/>
             <w:left w:w="15" w:type="dxa"/>
@@ -5034,7 +5077,7 @@
         <w:tc>
           <w:tcPr>
             <w:tcW w:w="0" w:type="auto"/>
-            <w:shd w:val="clear"/>
+            <w:shd w:val="clear" w:color="auto" w:fill="auto"/>
             <w:vAlign w:val="center"/>
           </w:tcPr>
           <w:p>
@@ -5063,7 +5106,7 @@
         <w:tc>
           <w:tcPr>
             <w:tcW w:w="0" w:type="auto"/>
-            <w:shd w:val="clear"/>
+            <w:shd w:val="clear" w:color="auto" w:fill="auto"/>
             <w:vAlign w:val="center"/>
           </w:tcPr>
           <w:p>
@@ -5093,7 +5136,7 @@
         <w:tc>
           <w:tcPr>
             <w:tcW w:w="0" w:type="auto"/>
-            <w:shd w:val="clear"/>
+            <w:shd w:val="clear" w:color="auto" w:fill="auto"/>
             <w:vAlign w:val="center"/>
           </w:tcPr>
           <w:p>
@@ -5122,7 +5165,7 @@
         <w:tc>
           <w:tcPr>
             <w:tcW w:w="0" w:type="auto"/>
-            <w:shd w:val="clear"/>
+            <w:shd w:val="clear" w:color="auto" w:fill="auto"/>
             <w:vAlign w:val="center"/>
           </w:tcPr>
           <w:p>
@@ -5160,6 +5203,7 @@
             <w:insideH w:val="single" w:color="000000" w:sz="4" w:space="0"/>
             <w:insideV w:val="single" w:color="000000" w:sz="4" w:space="0"/>
           </w:tblBorders>
+          <w:shd w:val="clear" w:color="auto" w:fill="auto"/>
           <w:tblCellMar>
             <w:top w:w="15" w:type="dxa"/>
             <w:left w:w="15" w:type="dxa"/>
@@ -5173,7 +5217,7 @@
         <w:tc>
           <w:tcPr>
             <w:tcW w:w="0" w:type="auto"/>
-            <w:shd w:val="clear"/>
+            <w:shd w:val="clear" w:color="auto" w:fill="auto"/>
             <w:vAlign w:val="center"/>
           </w:tcPr>
           <w:p>
@@ -5202,7 +5246,7 @@
         <w:tc>
           <w:tcPr>
             <w:tcW w:w="0" w:type="auto"/>
-            <w:shd w:val="clear"/>
+            <w:shd w:val="clear" w:color="auto" w:fill="auto"/>
             <w:vAlign w:val="center"/>
           </w:tcPr>
           <w:p>
@@ -5274,7 +5318,7 @@
         <w:tc>
           <w:tcPr>
             <w:tcW w:w="0" w:type="auto"/>
-            <w:shd w:val="clear"/>
+            <w:shd w:val="clear" w:color="auto" w:fill="auto"/>
             <w:vAlign w:val="center"/>
           </w:tcPr>
           <w:p>
@@ -5303,7 +5347,7 @@
         <w:tc>
           <w:tcPr>
             <w:tcW w:w="0" w:type="auto"/>
-            <w:shd w:val="clear"/>
+            <w:shd w:val="clear" w:color="auto" w:fill="auto"/>
             <w:vAlign w:val="center"/>
           </w:tcPr>
           <w:p>
@@ -6732,6 +6776,7 @@
     </w:p>
     <w:tbl>
       <w:tblPr>
+        <w:tblStyle w:val="5"/>
         <w:tblW w:w="8522" w:type="dxa"/>
         <w:tblCellSpacing w:w="15" w:type="dxa"/>
         <w:tblInd w:w="0" w:type="dxa"/>
@@ -6743,7 +6788,7 @@
           <w:insideH w:val="none" w:color="auto" w:sz="0" w:space="0"/>
           <w:insideV w:val="none" w:color="auto" w:sz="0" w:space="0"/>
         </w:tblBorders>
-        <w:shd w:val="clear"/>
+        <w:shd w:val="clear" w:color="auto" w:fill="auto"/>
         <w:tblLayout w:type="autofit"/>
         <w:tblCellMar>
           <w:top w:w="15" w:type="dxa"/>
@@ -6766,7 +6811,6 @@
             <w:insideH w:val="none" w:color="auto" w:sz="0" w:space="0"/>
             <w:insideV w:val="none" w:color="auto" w:sz="0" w:space="0"/>
           </w:tblBorders>
-          <w:shd w:val="clear"/>
           <w:tblCellMar>
             <w:top w:w="15" w:type="dxa"/>
             <w:left w:w="15" w:type="dxa"/>
@@ -6775,8 +6819,6 @@
           </w:tblCellMar>
         </w:tblPrEx>
         <w:trPr>
-          <w:wBefore w:w="18" w:type="dxa"/>
-          <w:wAfter w:w="2988" w:type="dxa"/>
           <w:tblHeader/>
           <w:tblCellSpacing w:w="15" w:type="dxa"/>
         </w:trPr>
@@ -6789,7 +6831,7 @@
               <w:bottom w:val="single" w:color="000000" w:sz="4" w:space="0"/>
               <w:right w:val="single" w:color="000000" w:sz="4" w:space="0"/>
             </w:tcBorders>
-            <w:shd w:val="clear"/>
+            <w:shd w:val="clear" w:color="auto" w:fill="auto"/>
             <w:vAlign w:val="center"/>
           </w:tcPr>
           <w:p>
@@ -6828,7 +6870,7 @@
               <w:bottom w:val="single" w:color="000000" w:sz="4" w:space="0"/>
               <w:right w:val="single" w:color="000000" w:sz="4" w:space="0"/>
             </w:tcBorders>
-            <w:shd w:val="clear"/>
+            <w:shd w:val="clear" w:color="auto" w:fill="auto"/>
             <w:vAlign w:val="center"/>
           </w:tcPr>
           <w:p>
@@ -6877,8 +6919,6 @@
           </w:tblCellMar>
         </w:tblPrEx>
         <w:trPr>
-          <w:wBefore w:w="18" w:type="dxa"/>
-          <w:wAfter w:w="2988" w:type="dxa"/>
           <w:tblCellSpacing w:w="15" w:type="dxa"/>
         </w:trPr>
         <w:tc>
@@ -6890,7 +6930,7 @@
               <w:bottom w:val="single" w:color="000000" w:sz="4" w:space="0"/>
               <w:right w:val="single" w:color="000000" w:sz="4" w:space="0"/>
             </w:tcBorders>
-            <w:shd w:val="clear"/>
+            <w:shd w:val="clear" w:color="auto" w:fill="auto"/>
             <w:vAlign w:val="center"/>
           </w:tcPr>
           <w:p>
@@ -6926,7 +6966,7 @@
               <w:bottom w:val="single" w:color="000000" w:sz="4" w:space="0"/>
               <w:right w:val="single" w:color="000000" w:sz="4" w:space="0"/>
             </w:tcBorders>
-            <w:shd w:val="clear"/>
+            <w:shd w:val="clear" w:color="auto" w:fill="auto"/>
             <w:vAlign w:val="center"/>
           </w:tcPr>
           <w:p>
@@ -6971,8 +7011,6 @@
           </w:tblCellMar>
         </w:tblPrEx>
         <w:trPr>
-          <w:wBefore w:w="18" w:type="dxa"/>
-          <w:wAfter w:w="2988" w:type="dxa"/>
           <w:tblCellSpacing w:w="15" w:type="dxa"/>
         </w:trPr>
         <w:tc>
@@ -6984,7 +7022,7 @@
               <w:bottom w:val="single" w:color="000000" w:sz="4" w:space="0"/>
               <w:right w:val="single" w:color="000000" w:sz="4" w:space="0"/>
             </w:tcBorders>
-            <w:shd w:val="clear"/>
+            <w:shd w:val="clear" w:color="auto" w:fill="auto"/>
             <w:vAlign w:val="center"/>
           </w:tcPr>
           <w:p>
@@ -7020,7 +7058,7 @@
               <w:bottom w:val="single" w:color="000000" w:sz="4" w:space="0"/>
               <w:right w:val="single" w:color="000000" w:sz="4" w:space="0"/>
             </w:tcBorders>
-            <w:shd w:val="clear"/>
+            <w:shd w:val="clear" w:color="auto" w:fill="auto"/>
             <w:vAlign w:val="center"/>
           </w:tcPr>
           <w:p>
@@ -7043,196 +7081,6 @@
                 <w:lang w:val="en-US" w:eastAsia="zh-CN" w:bidi="ar"/>
               </w:rPr>
               <w:t>(4), (13), (29), (30), (33), (34)</w:t>
-            </w:r>
-          </w:p>
-        </w:tc>
-      </w:tr>
-      <w:tr>
-        <w:tblPrEx>
-          <w:tblBorders>
-            <w:top w:val="none" w:color="auto" w:sz="0" w:space="0"/>
-            <w:left w:val="none" w:color="auto" w:sz="0" w:space="0"/>
-            <w:bottom w:val="none" w:color="auto" w:sz="0" w:space="0"/>
-            <w:right w:val="none" w:color="auto" w:sz="0" w:space="0"/>
-            <w:insideH w:val="none" w:color="auto" w:sz="0" w:space="0"/>
-            <w:insideV w:val="none" w:color="auto" w:sz="0" w:space="0"/>
-          </w:tblBorders>
-          <w:shd w:val="clear"/>
-          <w:tblCellMar>
-            <w:top w:w="15" w:type="dxa"/>
-            <w:left w:w="15" w:type="dxa"/>
-            <w:bottom w:w="15" w:type="dxa"/>
-            <w:right w:w="15" w:type="dxa"/>
-          </w:tblCellMar>
-        </w:tblPrEx>
-        <w:trPr>
-          <w:wBefore w:w="18" w:type="dxa"/>
-          <w:wAfter w:w="2988" w:type="dxa"/>
-          <w:tblCellSpacing w:w="15" w:type="dxa"/>
-        </w:trPr>
-        <w:tc>
-          <w:tcPr>
-            <w:tcW w:w="2426" w:type="dxa"/>
-            <w:tcBorders>
-              <w:top w:val="single" w:color="000000" w:sz="4" w:space="0"/>
-              <w:left w:val="single" w:color="000000" w:sz="4" w:space="0"/>
-              <w:bottom w:val="single" w:color="000000" w:sz="4" w:space="0"/>
-              <w:right w:val="single" w:color="000000" w:sz="4" w:space="0"/>
-            </w:tcBorders>
-            <w:shd w:val="clear"/>
-            <w:vAlign w:val="center"/>
-          </w:tcPr>
-          <w:p>
-            <w:pPr>
-              <w:keepNext w:val="0"/>
-              <w:keepLines w:val="0"/>
-              <w:widowControl/>
-              <w:suppressLineNumbers w:val="0"/>
-              <w:jc w:val="left"/>
-              <w:rPr>
-                <w:rFonts w:hint="default" w:ascii="Times New Roman" w:hAnsi="Times New Roman" w:cs="Times New Roman"/>
-              </w:rPr>
-            </w:pPr>
-            <w:r>
-              <w:rPr>
-                <w:rStyle w:val="6"/>
-                <w:rFonts w:hint="default" w:ascii="Times New Roman" w:hAnsi="Times New Roman" w:eastAsia="SimSun" w:cs="Times New Roman"/>
-                <w:kern w:val="0"/>
-                <w:sz w:val="24"/>
-                <w:szCs w:val="24"/>
-                <w:lang w:val="en-US" w:eastAsia="zh-CN" w:bidi="ar"/>
-              </w:rPr>
-              <w:t>if (x&gt;a) then{...}else{...}</w:t>
-            </w:r>
-          </w:p>
-        </w:tc>
-        <w:tc>
-          <w:tcPr>
-            <w:tcW w:w="2910" w:type="dxa"/>
-            <w:tcBorders>
-              <w:top w:val="single" w:color="000000" w:sz="4" w:space="0"/>
-              <w:left w:val="single" w:color="000000" w:sz="4" w:space="0"/>
-              <w:bottom w:val="single" w:color="000000" w:sz="4" w:space="0"/>
-              <w:right w:val="single" w:color="000000" w:sz="4" w:space="0"/>
-            </w:tcBorders>
-            <w:shd w:val="clear"/>
-            <w:vAlign w:val="center"/>
-          </w:tcPr>
-          <w:p>
-            <w:pPr>
-              <w:keepNext w:val="0"/>
-              <w:keepLines w:val="0"/>
-              <w:widowControl/>
-              <w:suppressLineNumbers w:val="0"/>
-              <w:jc w:val="left"/>
-              <w:rPr>
-                <w:rFonts w:hint="default" w:ascii="Times New Roman" w:hAnsi="Times New Roman" w:cs="Times New Roman"/>
-              </w:rPr>
-            </w:pPr>
-            <w:r>
-              <w:rPr>
-                <w:rFonts w:hint="default" w:ascii="Times New Roman" w:hAnsi="Times New Roman" w:eastAsia="SimSun" w:cs="Times New Roman"/>
-                <w:kern w:val="0"/>
-                <w:sz w:val="24"/>
-                <w:szCs w:val="24"/>
-                <w:lang w:val="en-US" w:eastAsia="zh-CN" w:bidi="ar"/>
-              </w:rPr>
-              <w:t>(7), (19), (25), (26)</w:t>
-            </w:r>
-          </w:p>
-        </w:tc>
-      </w:tr>
-      <w:tr>
-        <w:tblPrEx>
-          <w:tblBorders>
-            <w:top w:val="none" w:color="auto" w:sz="0" w:space="0"/>
-            <w:left w:val="none" w:color="auto" w:sz="0" w:space="0"/>
-            <w:bottom w:val="none" w:color="auto" w:sz="0" w:space="0"/>
-            <w:right w:val="none" w:color="auto" w:sz="0" w:space="0"/>
-            <w:insideH w:val="none" w:color="auto" w:sz="0" w:space="0"/>
-            <w:insideV w:val="none" w:color="auto" w:sz="0" w:space="0"/>
-          </w:tblBorders>
-          <w:shd w:val="clear"/>
-          <w:tblCellMar>
-            <w:top w:w="15" w:type="dxa"/>
-            <w:left w:w="15" w:type="dxa"/>
-            <w:bottom w:w="15" w:type="dxa"/>
-            <w:right w:w="15" w:type="dxa"/>
-          </w:tblCellMar>
-        </w:tblPrEx>
-        <w:trPr>
-          <w:wBefore w:w="18" w:type="dxa"/>
-          <w:wAfter w:w="2988" w:type="dxa"/>
-          <w:tblCellSpacing w:w="15" w:type="dxa"/>
-        </w:trPr>
-        <w:tc>
-          <w:tcPr>
-            <w:tcW w:w="2426" w:type="dxa"/>
-            <w:tcBorders>
-              <w:top w:val="single" w:color="000000" w:sz="4" w:space="0"/>
-              <w:left w:val="single" w:color="000000" w:sz="4" w:space="0"/>
-              <w:bottom w:val="single" w:color="000000" w:sz="4" w:space="0"/>
-              <w:right w:val="single" w:color="000000" w:sz="4" w:space="0"/>
-            </w:tcBorders>
-            <w:shd w:val="clear"/>
-            <w:vAlign w:val="center"/>
-          </w:tcPr>
-          <w:p>
-            <w:pPr>
-              <w:keepNext w:val="0"/>
-              <w:keepLines w:val="0"/>
-              <w:widowControl/>
-              <w:suppressLineNumbers w:val="0"/>
-              <w:jc w:val="left"/>
-              <w:rPr>
-                <w:rFonts w:hint="default" w:ascii="Times New Roman" w:hAnsi="Times New Roman" w:cs="Times New Roman"/>
-              </w:rPr>
-            </w:pPr>
-            <w:r>
-              <w:rPr>
-                <w:rStyle w:val="6"/>
-                <w:rFonts w:hint="default" w:ascii="Times New Roman" w:hAnsi="Times New Roman" w:eastAsia="SimSun" w:cs="Times New Roman"/>
-                <w:kern w:val="0"/>
-                <w:sz w:val="24"/>
-                <w:szCs w:val="24"/>
-                <w:lang w:val="en-US" w:eastAsia="zh-CN" w:bidi="ar"/>
-              </w:rPr>
-              <w:t>if (x&gt;=a) then{...}</w:t>
-            </w:r>
-          </w:p>
-        </w:tc>
-        <w:tc>
-          <w:tcPr>
-            <w:tcW w:w="2910" w:type="dxa"/>
-            <w:tcBorders>
-              <w:top w:val="single" w:color="000000" w:sz="4" w:space="0"/>
-              <w:left w:val="single" w:color="000000" w:sz="4" w:space="0"/>
-              <w:bottom w:val="single" w:color="000000" w:sz="4" w:space="0"/>
-              <w:right w:val="single" w:color="000000" w:sz="4" w:space="0"/>
-            </w:tcBorders>
-            <w:shd w:val="clear"/>
-            <w:vAlign w:val="center"/>
-          </w:tcPr>
-          <w:p>
-            <w:pPr>
-              <w:keepNext w:val="0"/>
-              <w:keepLines w:val="0"/>
-              <w:widowControl/>
-              <w:suppressLineNumbers w:val="0"/>
-              <w:jc w:val="left"/>
-              <w:rPr>
-                <w:rFonts w:hint="default" w:ascii="Times New Roman" w:hAnsi="Times New Roman" w:cs="Times New Roman"/>
-              </w:rPr>
-            </w:pPr>
-            <w:r>
-              <w:rPr>
-                <w:rFonts w:hint="default" w:ascii="Times New Roman" w:hAnsi="Times New Roman" w:eastAsia="SimSun" w:cs="Times New Roman"/>
-                <w:kern w:val="0"/>
-                <w:sz w:val="24"/>
-                <w:szCs w:val="24"/>
-                <w:lang w:val="en-US" w:eastAsia="zh-CN" w:bidi="ar"/>
-              </w:rPr>
-              <w:t>(7), (18), (25), (27)</w:t>
             </w:r>
           </w:p>
         </w:tc>
@@ -7255,8 +7103,6 @@
           </w:tblCellMar>
         </w:tblPrEx>
         <w:trPr>
-          <w:wBefore w:w="18" w:type="dxa"/>
-          <w:wAfter w:w="2988" w:type="dxa"/>
           <w:tblCellSpacing w:w="15" w:type="dxa"/>
         </w:trPr>
         <w:tc>
@@ -7268,7 +7114,7 @@
               <w:bottom w:val="single" w:color="000000" w:sz="4" w:space="0"/>
               <w:right w:val="single" w:color="000000" w:sz="4" w:space="0"/>
             </w:tcBorders>
-            <w:shd w:val="clear"/>
+            <w:shd w:val="clear" w:color="auto" w:fill="auto"/>
             <w:vAlign w:val="center"/>
           </w:tcPr>
           <w:p>
@@ -7291,7 +7137,7 @@
                 <w:szCs w:val="24"/>
                 <w:lang w:val="en-US" w:eastAsia="zh-CN" w:bidi="ar"/>
               </w:rPr>
-              <w:t>bool x=a==b;</w:t>
+              <w:t>if (x&gt;a) then{...}else{...}</w:t>
             </w:r>
           </w:p>
         </w:tc>
@@ -7304,7 +7150,7 @@
               <w:bottom w:val="single" w:color="000000" w:sz="4" w:space="0"/>
               <w:right w:val="single" w:color="000000" w:sz="4" w:space="0"/>
             </w:tcBorders>
-            <w:shd w:val="clear"/>
+            <w:shd w:val="clear" w:color="auto" w:fill="auto"/>
             <w:vAlign w:val="center"/>
           </w:tcPr>
           <w:p>
@@ -7326,7 +7172,7 @@
                 <w:szCs w:val="24"/>
                 <w:lang w:val="en-US" w:eastAsia="zh-CN" w:bidi="ar"/>
               </w:rPr>
-              <w:t>(4), (13), (15), (25), (28)</w:t>
+              <w:t>(7), (19), (25), (26)</w:t>
             </w:r>
           </w:p>
         </w:tc>
@@ -7341,6 +7187,7 @@
             <w:insideH w:val="none" w:color="auto" w:sz="0" w:space="0"/>
             <w:insideV w:val="none" w:color="auto" w:sz="0" w:space="0"/>
           </w:tblBorders>
+          <w:shd w:val="clear" w:color="auto" w:fill="auto"/>
           <w:tblCellMar>
             <w:top w:w="15" w:type="dxa"/>
             <w:left w:w="15" w:type="dxa"/>
@@ -7349,8 +7196,6 @@
           </w:tblCellMar>
         </w:tblPrEx>
         <w:trPr>
-          <w:wBefore w:w="18" w:type="dxa"/>
-          <w:wAfter w:w="2988" w:type="dxa"/>
           <w:tblCellSpacing w:w="15" w:type="dxa"/>
         </w:trPr>
         <w:tc>
@@ -7362,7 +7207,7 @@
               <w:bottom w:val="single" w:color="000000" w:sz="4" w:space="0"/>
               <w:right w:val="single" w:color="000000" w:sz="4" w:space="0"/>
             </w:tcBorders>
-            <w:shd w:val="clear"/>
+            <w:shd w:val="clear" w:color="auto" w:fill="auto"/>
             <w:vAlign w:val="center"/>
           </w:tcPr>
           <w:p>
@@ -7385,7 +7230,7 @@
                 <w:szCs w:val="24"/>
                 <w:lang w:val="en-US" w:eastAsia="zh-CN" w:bidi="ar"/>
               </w:rPr>
-              <w:t>do{...}while(a&gt;1);</w:t>
+              <w:t>if (x&gt;=a) then{...}</w:t>
             </w:r>
           </w:p>
         </w:tc>
@@ -7398,7 +7243,7 @@
               <w:bottom w:val="single" w:color="000000" w:sz="4" w:space="0"/>
               <w:right w:val="single" w:color="000000" w:sz="4" w:space="0"/>
             </w:tcBorders>
-            <w:shd w:val="clear"/>
+            <w:shd w:val="clear" w:color="auto" w:fill="auto"/>
             <w:vAlign w:val="center"/>
           </w:tcPr>
           <w:p>
@@ -7420,7 +7265,7 @@
                 <w:szCs w:val="24"/>
                 <w:lang w:val="en-US" w:eastAsia="zh-CN" w:bidi="ar"/>
               </w:rPr>
-              <w:t>(8), (20), (25), (26)</w:t>
+              <w:t>(7), (18), (25), (27)</w:t>
             </w:r>
           </w:p>
         </w:tc>
@@ -7435,6 +7280,7 @@
             <w:insideH w:val="none" w:color="auto" w:sz="0" w:space="0"/>
             <w:insideV w:val="none" w:color="auto" w:sz="0" w:space="0"/>
           </w:tblBorders>
+          <w:shd w:val="clear" w:color="auto" w:fill="auto"/>
           <w:tblCellMar>
             <w:top w:w="15" w:type="dxa"/>
             <w:left w:w="15" w:type="dxa"/>
@@ -7443,8 +7289,6 @@
           </w:tblCellMar>
         </w:tblPrEx>
         <w:trPr>
-          <w:wBefore w:w="18" w:type="dxa"/>
-          <w:wAfter w:w="2988" w:type="dxa"/>
           <w:tblCellSpacing w:w="15" w:type="dxa"/>
         </w:trPr>
         <w:tc>
@@ -7456,7 +7300,7 @@
               <w:bottom w:val="single" w:color="000000" w:sz="4" w:space="0"/>
               <w:right w:val="single" w:color="000000" w:sz="4" w:space="0"/>
             </w:tcBorders>
-            <w:shd w:val="clear"/>
+            <w:shd w:val="clear" w:color="auto" w:fill="auto"/>
             <w:vAlign w:val="center"/>
           </w:tcPr>
           <w:p>
@@ -7479,7 +7323,7 @@
                 <w:szCs w:val="24"/>
                 <w:lang w:val="en-US" w:eastAsia="zh-CN" w:bidi="ar"/>
               </w:rPr>
-              <w:t>a=(b+10)*b;</w:t>
+              <w:t>bool x=a==b;</w:t>
             </w:r>
           </w:p>
         </w:tc>
@@ -7492,7 +7336,7 @@
               <w:bottom w:val="single" w:color="000000" w:sz="4" w:space="0"/>
               <w:right w:val="single" w:color="000000" w:sz="4" w:space="0"/>
             </w:tcBorders>
-            <w:shd w:val="clear"/>
+            <w:shd w:val="clear" w:color="auto" w:fill="auto"/>
             <w:vAlign w:val="center"/>
           </w:tcPr>
           <w:p>
@@ -7514,7 +7358,7 @@
                 <w:szCs w:val="24"/>
                 <w:lang w:val="en-US" w:eastAsia="zh-CN" w:bidi="ar"/>
               </w:rPr>
-              <w:t>(5), (16), (31), (37)</w:t>
+              <w:t>(4), (13), (15), (25), (28)</w:t>
             </w:r>
           </w:p>
         </w:tc>
@@ -7529,6 +7373,7 @@
             <w:insideH w:val="none" w:color="auto" w:sz="0" w:space="0"/>
             <w:insideV w:val="none" w:color="auto" w:sz="0" w:space="0"/>
           </w:tblBorders>
+          <w:shd w:val="clear" w:color="auto" w:fill="auto"/>
           <w:tblCellMar>
             <w:top w:w="15" w:type="dxa"/>
             <w:left w:w="15" w:type="dxa"/>
@@ -7537,8 +7382,6 @@
           </w:tblCellMar>
         </w:tblPrEx>
         <w:trPr>
-          <w:wBefore w:w="18" w:type="dxa"/>
-          <w:wAfter w:w="2988" w:type="dxa"/>
           <w:tblCellSpacing w:w="15" w:type="dxa"/>
         </w:trPr>
         <w:tc>
@@ -7550,7 +7393,7 @@
               <w:bottom w:val="single" w:color="000000" w:sz="4" w:space="0"/>
               <w:right w:val="single" w:color="000000" w:sz="4" w:space="0"/>
             </w:tcBorders>
-            <w:shd w:val="clear"/>
+            <w:shd w:val="clear" w:color="auto" w:fill="auto"/>
             <w:vAlign w:val="center"/>
           </w:tcPr>
           <w:p>
@@ -7573,28 +7416,7 @@
                 <w:szCs w:val="24"/>
                 <w:lang w:val="en-US" w:eastAsia="zh-CN" w:bidi="ar"/>
               </w:rPr>
-              <w:t>print(a);</w:t>
-            </w:r>
-            <w:r>
-              <w:rPr>
-                <w:rFonts w:hint="default" w:ascii="Times New Roman" w:hAnsi="Times New Roman" w:eastAsia="SimSun" w:cs="Times New Roman"/>
-                <w:kern w:val="0"/>
-                <w:sz w:val="24"/>
-                <w:szCs w:val="24"/>
-                <w:lang w:val="en-US" w:eastAsia="zh-CN" w:bidi="ar"/>
-              </w:rPr>
-              <w:t xml:space="preserve"> / </w:t>
-            </w:r>
-            <w:r>
-              <w:rPr>
-                <w:rStyle w:val="6"/>
-                <w:rFonts w:hint="default" w:ascii="Times New Roman" w:hAnsi="Times New Roman" w:eastAsia="SimSun" w:cs="Times New Roman"/>
-                <w:kern w:val="0"/>
-                <w:sz w:val="24"/>
-                <w:szCs w:val="24"/>
-                <w:lang w:val="en-US" w:eastAsia="zh-CN" w:bidi="ar"/>
-              </w:rPr>
-              <w:t>print(a+1);</w:t>
+              <w:t>do{...}while(a&gt;1);</w:t>
             </w:r>
           </w:p>
         </w:tc>
@@ -7607,7 +7429,214 @@
               <w:bottom w:val="single" w:color="000000" w:sz="4" w:space="0"/>
               <w:right w:val="single" w:color="000000" w:sz="4" w:space="0"/>
             </w:tcBorders>
-            <w:shd w:val="clear"/>
+            <w:shd w:val="clear" w:color="auto" w:fill="auto"/>
+            <w:vAlign w:val="center"/>
+          </w:tcPr>
+          <w:p>
+            <w:pPr>
+              <w:keepNext w:val="0"/>
+              <w:keepLines w:val="0"/>
+              <w:widowControl/>
+              <w:suppressLineNumbers w:val="0"/>
+              <w:jc w:val="left"/>
+              <w:rPr>
+                <w:rFonts w:hint="default" w:ascii="Times New Roman" w:hAnsi="Times New Roman" w:cs="Times New Roman"/>
+              </w:rPr>
+            </w:pPr>
+            <w:r>
+              <w:rPr>
+                <w:rFonts w:hint="default" w:ascii="Times New Roman" w:hAnsi="Times New Roman" w:eastAsia="SimSun" w:cs="Times New Roman"/>
+                <w:kern w:val="0"/>
+                <w:sz w:val="24"/>
+                <w:szCs w:val="24"/>
+                <w:lang w:val="en-US" w:eastAsia="zh-CN" w:bidi="ar"/>
+              </w:rPr>
+              <w:t>(8), (20), (25), (26)</w:t>
+            </w:r>
+          </w:p>
+        </w:tc>
+      </w:tr>
+      <w:tr>
+        <w:tblPrEx>
+          <w:tblBorders>
+            <w:top w:val="none" w:color="auto" w:sz="0" w:space="0"/>
+            <w:left w:val="none" w:color="auto" w:sz="0" w:space="0"/>
+            <w:bottom w:val="none" w:color="auto" w:sz="0" w:space="0"/>
+            <w:right w:val="none" w:color="auto" w:sz="0" w:space="0"/>
+            <w:insideH w:val="none" w:color="auto" w:sz="0" w:space="0"/>
+            <w:insideV w:val="none" w:color="auto" w:sz="0" w:space="0"/>
+          </w:tblBorders>
+          <w:shd w:val="clear" w:color="auto" w:fill="auto"/>
+          <w:tblCellMar>
+            <w:top w:w="15" w:type="dxa"/>
+            <w:left w:w="15" w:type="dxa"/>
+            <w:bottom w:w="15" w:type="dxa"/>
+            <w:right w:w="15" w:type="dxa"/>
+          </w:tblCellMar>
+        </w:tblPrEx>
+        <w:trPr>
+          <w:tblCellSpacing w:w="15" w:type="dxa"/>
+        </w:trPr>
+        <w:tc>
+          <w:tcPr>
+            <w:tcW w:w="2426" w:type="dxa"/>
+            <w:tcBorders>
+              <w:top w:val="single" w:color="000000" w:sz="4" w:space="0"/>
+              <w:left w:val="single" w:color="000000" w:sz="4" w:space="0"/>
+              <w:bottom w:val="single" w:color="000000" w:sz="4" w:space="0"/>
+              <w:right w:val="single" w:color="000000" w:sz="4" w:space="0"/>
+            </w:tcBorders>
+            <w:shd w:val="clear" w:color="auto" w:fill="auto"/>
+            <w:vAlign w:val="center"/>
+          </w:tcPr>
+          <w:p>
+            <w:pPr>
+              <w:keepNext w:val="0"/>
+              <w:keepLines w:val="0"/>
+              <w:widowControl/>
+              <w:suppressLineNumbers w:val="0"/>
+              <w:jc w:val="left"/>
+              <w:rPr>
+                <w:rFonts w:hint="default" w:ascii="Times New Roman" w:hAnsi="Times New Roman" w:cs="Times New Roman"/>
+              </w:rPr>
+            </w:pPr>
+            <w:r>
+              <w:rPr>
+                <w:rStyle w:val="6"/>
+                <w:rFonts w:hint="default" w:ascii="Times New Roman" w:hAnsi="Times New Roman" w:eastAsia="SimSun" w:cs="Times New Roman"/>
+                <w:kern w:val="0"/>
+                <w:sz w:val="24"/>
+                <w:szCs w:val="24"/>
+                <w:lang w:val="en-US" w:eastAsia="zh-CN" w:bidi="ar"/>
+              </w:rPr>
+              <w:t>a=(b+10)*b;</w:t>
+            </w:r>
+          </w:p>
+        </w:tc>
+        <w:tc>
+          <w:tcPr>
+            <w:tcW w:w="2910" w:type="dxa"/>
+            <w:tcBorders>
+              <w:top w:val="single" w:color="000000" w:sz="4" w:space="0"/>
+              <w:left w:val="single" w:color="000000" w:sz="4" w:space="0"/>
+              <w:bottom w:val="single" w:color="000000" w:sz="4" w:space="0"/>
+              <w:right w:val="single" w:color="000000" w:sz="4" w:space="0"/>
+            </w:tcBorders>
+            <w:shd w:val="clear" w:color="auto" w:fill="auto"/>
+            <w:vAlign w:val="center"/>
+          </w:tcPr>
+          <w:p>
+            <w:pPr>
+              <w:keepNext w:val="0"/>
+              <w:keepLines w:val="0"/>
+              <w:widowControl/>
+              <w:suppressLineNumbers w:val="0"/>
+              <w:jc w:val="left"/>
+              <w:rPr>
+                <w:rFonts w:hint="default" w:ascii="Times New Roman" w:hAnsi="Times New Roman" w:cs="Times New Roman"/>
+              </w:rPr>
+            </w:pPr>
+            <w:r>
+              <w:rPr>
+                <w:rFonts w:hint="default" w:ascii="Times New Roman" w:hAnsi="Times New Roman" w:eastAsia="SimSun" w:cs="Times New Roman"/>
+                <w:kern w:val="0"/>
+                <w:sz w:val="24"/>
+                <w:szCs w:val="24"/>
+                <w:lang w:val="en-US" w:eastAsia="zh-CN" w:bidi="ar"/>
+              </w:rPr>
+              <w:t>(5), (16), (31), (37)</w:t>
+            </w:r>
+          </w:p>
+        </w:tc>
+      </w:tr>
+      <w:tr>
+        <w:tblPrEx>
+          <w:tblBorders>
+            <w:top w:val="none" w:color="auto" w:sz="0" w:space="0"/>
+            <w:left w:val="none" w:color="auto" w:sz="0" w:space="0"/>
+            <w:bottom w:val="none" w:color="auto" w:sz="0" w:space="0"/>
+            <w:right w:val="none" w:color="auto" w:sz="0" w:space="0"/>
+            <w:insideH w:val="none" w:color="auto" w:sz="0" w:space="0"/>
+            <w:insideV w:val="none" w:color="auto" w:sz="0" w:space="0"/>
+          </w:tblBorders>
+          <w:shd w:val="clear" w:color="auto" w:fill="auto"/>
+          <w:tblCellMar>
+            <w:top w:w="15" w:type="dxa"/>
+            <w:left w:w="15" w:type="dxa"/>
+            <w:bottom w:w="15" w:type="dxa"/>
+            <w:right w:w="15" w:type="dxa"/>
+          </w:tblCellMar>
+        </w:tblPrEx>
+        <w:trPr>
+          <w:tblCellSpacing w:w="15" w:type="dxa"/>
+        </w:trPr>
+        <w:tc>
+          <w:tcPr>
+            <w:tcW w:w="2426" w:type="dxa"/>
+            <w:tcBorders>
+              <w:top w:val="single" w:color="000000" w:sz="4" w:space="0"/>
+              <w:left w:val="single" w:color="000000" w:sz="4" w:space="0"/>
+              <w:bottom w:val="single" w:color="000000" w:sz="4" w:space="0"/>
+              <w:right w:val="single" w:color="000000" w:sz="4" w:space="0"/>
+            </w:tcBorders>
+            <w:shd w:val="clear" w:color="auto" w:fill="auto"/>
+            <w:vAlign w:val="center"/>
+          </w:tcPr>
+          <w:p>
+            <w:pPr>
+              <w:keepNext w:val="0"/>
+              <w:keepLines w:val="0"/>
+              <w:widowControl/>
+              <w:suppressLineNumbers w:val="0"/>
+              <w:jc w:val="left"/>
+              <w:rPr>
+                <w:rFonts w:hint="default" w:ascii="Times New Roman" w:hAnsi="Times New Roman" w:cs="Times New Roman"/>
+              </w:rPr>
+            </w:pPr>
+            <w:r>
+              <w:rPr>
+                <w:rStyle w:val="6"/>
+                <w:rFonts w:hint="default" w:ascii="Times New Roman" w:hAnsi="Times New Roman" w:eastAsia="SimSun" w:cs="Times New Roman"/>
+                <w:kern w:val="0"/>
+                <w:sz w:val="24"/>
+                <w:szCs w:val="24"/>
+                <w:lang w:val="en-US" w:eastAsia="zh-CN" w:bidi="ar"/>
+              </w:rPr>
+              <w:t>print(a);</w:t>
+            </w:r>
+            <w:r>
+              <w:rPr>
+                <w:rFonts w:hint="default" w:ascii="Times New Roman" w:hAnsi="Times New Roman" w:eastAsia="SimSun" w:cs="Times New Roman"/>
+                <w:kern w:val="0"/>
+                <w:sz w:val="24"/>
+                <w:szCs w:val="24"/>
+                <w:lang w:val="en-US" w:eastAsia="zh-CN" w:bidi="ar"/>
+              </w:rPr>
+              <w:t xml:space="preserve"> / </w:t>
+            </w:r>
+            <w:r>
+              <w:rPr>
+                <w:rStyle w:val="6"/>
+                <w:rFonts w:hint="default" w:ascii="Times New Roman" w:hAnsi="Times New Roman" w:eastAsia="SimSun" w:cs="Times New Roman"/>
+                <w:kern w:val="0"/>
+                <w:sz w:val="24"/>
+                <w:szCs w:val="24"/>
+                <w:lang w:val="en-US" w:eastAsia="zh-CN" w:bidi="ar"/>
+              </w:rPr>
+              <w:t>print(a+1);</w:t>
+            </w:r>
+          </w:p>
+        </w:tc>
+        <w:tc>
+          <w:tcPr>
+            <w:tcW w:w="2910" w:type="dxa"/>
+            <w:tcBorders>
+              <w:top w:val="single" w:color="000000" w:sz="4" w:space="0"/>
+              <w:left w:val="single" w:color="000000" w:sz="4" w:space="0"/>
+              <w:bottom w:val="single" w:color="000000" w:sz="4" w:space="0"/>
+              <w:right w:val="single" w:color="000000" w:sz="4" w:space="0"/>
+            </w:tcBorders>
+            <w:shd w:val="clear" w:color="auto" w:fill="auto"/>
             <w:vAlign w:val="center"/>
           </w:tcPr>
           <w:p>
@@ -7652,7 +7681,9 @@
         </w:tblBorders>
         <w:tblLayout w:type="autofit"/>
         <w:tblCellMar>
+          <w:top w:w="0" w:type="dxa"/>
           <w:left w:w="108" w:type="dxa"/>
+          <w:bottom w:w="0" w:type="dxa"/>
           <w:right w:w="108" w:type="dxa"/>
         </w:tblCellMar>
       </w:tblPr>
@@ -7670,7 +7701,9 @@
             <w:insideV w:val="single" w:color="000000" w:sz="4" w:space="0"/>
           </w:tblBorders>
           <w:tblCellMar>
+            <w:top w:w="0" w:type="dxa"/>
             <w:left w:w="108" w:type="dxa"/>
+            <w:bottom w:w="0" w:type="dxa"/>
             <w:right w:w="108" w:type="dxa"/>
           </w:tblCellMar>
         </w:tblPrEx>
@@ -8480,18 +8513,18 @@
     <w:lsdException w:unhideWhenUsed="0" w:uiPriority="0" w:semiHidden="0" w:name="Document Map"/>
     <w:lsdException w:unhideWhenUsed="0" w:uiPriority="0" w:semiHidden="0" w:name="Plain Text"/>
     <w:lsdException w:unhideWhenUsed="0" w:uiPriority="0" w:semiHidden="0" w:name="E-mail Signature"/>
-    <w:lsdException w:unhideWhenUsed="0" w:uiPriority="0" w:semiHidden="0" w:name="Normal (Web)"/>
+    <w:lsdException w:qFormat="1" w:unhideWhenUsed="0" w:uiPriority="0" w:semiHidden="0" w:name="Normal (Web)"/>
     <w:lsdException w:unhideWhenUsed="0" w:uiPriority="0" w:semiHidden="0" w:name="HTML Acronym"/>
     <w:lsdException w:unhideWhenUsed="0" w:uiPriority="0" w:semiHidden="0" w:name="HTML Address"/>
     <w:lsdException w:unhideWhenUsed="0" w:uiPriority="0" w:semiHidden="0" w:name="HTML Cite"/>
-    <w:lsdException w:unhideWhenUsed="0" w:uiPriority="0" w:semiHidden="0" w:name="HTML Code"/>
+    <w:lsdException w:qFormat="1" w:unhideWhenUsed="0" w:uiPriority="0" w:semiHidden="0" w:name="HTML Code"/>
     <w:lsdException w:unhideWhenUsed="0" w:uiPriority="0" w:semiHidden="0" w:name="HTML Definition"/>
     <w:lsdException w:unhideWhenUsed="0" w:uiPriority="0" w:semiHidden="0" w:name="HTML Keyboard"/>
-    <w:lsdException w:unhideWhenUsed="0" w:uiPriority="0" w:semiHidden="0" w:name="HTML Preformatted"/>
+    <w:lsdException w:qFormat="1" w:unhideWhenUsed="0" w:uiPriority="0" w:semiHidden="0" w:name="HTML Preformatted"/>
     <w:lsdException w:unhideWhenUsed="0" w:uiPriority="0" w:semiHidden="0" w:name="HTML Sample"/>
     <w:lsdException w:unhideWhenUsed="0" w:uiPriority="0" w:semiHidden="0" w:name="HTML Typewriter"/>
     <w:lsdException w:unhideWhenUsed="0" w:uiPriority="0" w:semiHidden="0" w:name="HTML Variable"/>
-    <w:lsdException w:unhideWhenUsed="0" w:uiPriority="0" w:name="Normal Table"/>
+    <w:lsdException w:qFormat="1" w:unhideWhenUsed="0" w:uiPriority="0" w:name="Normal Table"/>
     <w:lsdException w:unhideWhenUsed="0" w:uiPriority="0" w:semiHidden="0" w:name="annotation subject"/>
     <w:lsdException w:unhideWhenUsed="0" w:uiPriority="0" w:semiHidden="0" w:name="Table Simple 1"/>
     <w:lsdException w:unhideWhenUsed="0" w:uiPriority="0" w:semiHidden="0" w:name="Table Simple 2"/>
@@ -8536,7 +8569,7 @@
     <w:lsdException w:unhideWhenUsed="0" w:uiPriority="0" w:semiHidden="0" w:name="Table Web 2"/>
     <w:lsdException w:unhideWhenUsed="0" w:uiPriority="0" w:semiHidden="0" w:name="Table Web 3"/>
     <w:lsdException w:unhideWhenUsed="0" w:uiPriority="0" w:semiHidden="0" w:name="Balloon Text"/>
-    <w:lsdException w:unhideWhenUsed="0" w:uiPriority="0" w:semiHidden="0" w:name="Table Grid"/>
+    <w:lsdException w:qFormat="1" w:unhideWhenUsed="0" w:uiPriority="0" w:semiHidden="0" w:name="Table Grid"/>
     <w:lsdException w:unhideWhenUsed="0" w:uiPriority="0" w:semiHidden="0" w:name="Table Theme"/>
     <w:lsdException w:unhideWhenUsed="0" w:uiPriority="60" w:semiHidden="0" w:name="Light Shading"/>
     <w:lsdException w:unhideWhenUsed="0" w:uiPriority="61" w:semiHidden="0" w:name="Light List"/>
@@ -8695,6 +8728,7 @@
   <w:style w:type="table" w:default="1" w:styleId="5">
     <w:name w:val="Normal Table"/>
     <w:semiHidden/>
+    <w:qFormat/>
     <w:uiPriority w:val="0"/>
     <w:tblPr>
       <w:tblCellMar>
@@ -8708,6 +8742,7 @@
   <w:style w:type="character" w:styleId="6">
     <w:name w:val="HTML Code"/>
     <w:basedOn w:val="4"/>
+    <w:qFormat/>
     <w:uiPriority w:val="0"/>
     <w:rPr>
       <w:rFonts w:ascii="Courier New" w:hAnsi="Courier New" w:cs="Courier New"/>
@@ -8717,6 +8752,7 @@
   </w:style>
   <w:style w:type="paragraph" w:styleId="7">
     <w:name w:val="HTML Preformatted"/>
+    <w:qFormat/>
     <w:uiPriority w:val="0"/>
     <w:pPr>
       <w:tabs>
@@ -8749,6 +8785,7 @@
   </w:style>
   <w:style w:type="paragraph" w:styleId="8">
     <w:name w:val="Normal (Web)"/>
+    <w:qFormat/>
     <w:uiPriority w:val="0"/>
     <w:pPr>
       <w:spacing w:before="0" w:beforeAutospacing="1" w:after="0" w:afterAutospacing="1"/>
@@ -8756,6 +8793,7 @@
       <w:jc w:val="left"/>
     </w:pPr>
     <w:rPr>
+      <w:rFonts w:ascii="Times New Roman" w:hAnsi="Times New Roman" w:eastAsia="SimSun" w:cs="Times New Roman"/>
       <w:kern w:val="0"/>
       <w:sz w:val="24"/>
       <w:szCs w:val="24"/>
@@ -8775,6 +8813,7 @@
   <w:style w:type="table" w:styleId="10">
     <w:name w:val="Table Grid"/>
     <w:basedOn w:val="5"/>
+    <w:qFormat/>
     <w:uiPriority w:val="0"/>
     <w:pPr>
       <w:widowControl w:val="0"/>
